--- a/docs/future-pathways-white-paper-2026-v1.1.docx
+++ b/docs/future-pathways-white-paper-2026-v1.1.docx
@@ -3457,7 +3457,7 @@
       <w:r>
         <w:drawing>
           <wp:inline>
-            <wp:extent cx="5334000" cy="5708849"/>
+            <wp:extent cx="5727700" cy="6130216"/>
             <wp:effectExtent b="0" l="0" r="0" t="0"/>
             <wp:docPr descr="Career report showing subject strengths, career matches and premium upgrade prompt" title="" id="42" name="Picture"/>
             <a:graphic>
@@ -3478,7 +3478,7 @@
                   <pic:spPr bwMode="auto">
                     <a:xfrm>
                       <a:off x="0" y="0"/>
-                      <a:ext cx="5334000" cy="5708849"/>
+                      <a:ext cx="5727700" cy="6130216"/>
                     </a:xfrm>
                     <a:prstGeom prst="rect">
                       <a:avLst/>
@@ -3548,7 +3548,7 @@
       <w:r>
         <w:drawing>
           <wp:inline>
-            <wp:extent cx="5334000" cy="4774756"/>
+            <wp:extent cx="5727700" cy="5127178"/>
             <wp:effectExtent b="0" l="0" r="0" t="0"/>
             <wp:docPr descr="School administrator dashboard with student roster and license management" title="" id="46" name="Picture"/>
             <a:graphic>
@@ -3569,7 +3569,7 @@
                   <pic:spPr bwMode="auto">
                     <a:xfrm>
                       <a:off x="0" y="0"/>
-                      <a:ext cx="5334000" cy="4774756"/>
+                      <a:ext cx="5727700" cy="5127178"/>
                     </a:xfrm>
                     <a:prstGeom prst="rect">
                       <a:avLst/>
@@ -3633,7 +3633,7 @@
       <w:r>
         <w:drawing>
           <wp:inline>
-            <wp:extent cx="5334000" cy="3779676"/>
+            <wp:extent cx="5727700" cy="4058652"/>
             <wp:effectExtent b="0" l="0" r="0" t="0"/>
             <wp:docPr descr="Super Admin dashboard with nationwide school and student management" title="" id="50" name="Picture"/>
             <a:graphic>
@@ -3654,7 +3654,7 @@
                   <pic:spPr bwMode="auto">
                     <a:xfrm>
                       <a:off x="0" y="0"/>
-                      <a:ext cx="5334000" cy="3779676"/>
+                      <a:ext cx="5727700" cy="4058652"/>
                     </a:xfrm>
                     <a:prstGeom prst="rect">
                       <a:avLst/>
@@ -4381,7 +4381,13 @@
         <w:t xml:space="preserve">Save / Print as PDF</w:t>
       </w:r>
     </w:p>
-    <w:sectPr/>
+    <w:sectPr>
+      <w:footerReference r:id="rId9" w:type="default"/>
+      <w:pgSz w:h="16838" w:w="11906"/>
+      <w:pgMar w:bottom="1440" w:footer="708" w:gutter="0" w:header="708" w:left="1440" w:right="1440" w:top="1440"/>
+      <w:cols w:space="720"/>
+      <w:docGrid w:linePitch="360"/>
+    </w:sectPr>
   </w:body>
 </w:document>
 </file>
@@ -4390,6 +4396,68 @@
 <w:comments xmlns:w="http://schemas.openxmlformats.org/wordprocessingml/2006/main" xmlns:m="http://schemas.openxmlformats.org/officeDocument/2006/math" xmlns:r="http://schemas.openxmlformats.org/officeDocument/2006/relationships" xmlns:o="urn:schemas-microsoft-com:office:office" xmlns:v="urn:schemas-microsoft-com:vml" xmlns:w10="urn:schemas-microsoft-com:office:word" xmlns:a="http://schemas.openxmlformats.org/drawingml/2006/main" xmlns:pic="http://schemas.openxmlformats.org/drawingml/2006/picture" xmlns:wp="http://schemas.openxmlformats.org/drawingml/2006/wordprocessingDrawing"/>
 </file>
 
+<file path=word/footer1.xml><?xml version="1.0" encoding="utf-8"?>
+<w:ftr xmlns:wpc="http://schemas.microsoft.com/office/word/2010/wordprocessingCanvas" xmlns:cx="http://schemas.microsoft.com/office/drawing/2014/chartex" xmlns:cx1="http://schemas.microsoft.com/office/drawing/2015/9/8/chartex" xmlns:cx2="http://schemas.microsoft.com/office/drawing/2015/10/21/chartex" xmlns:cx3="http://schemas.microsoft.com/office/drawing/2016/5/9/chartex" xmlns:cx4="http://schemas.microsoft.com/office/drawing/2016/5/10/chartex" xmlns:cx5="http://schemas.microsoft.com/office/drawing/2016/5/11/chartex" xmlns:cx6="http://schemas.microsoft.com/office/drawing/2016/5/12/chartex" xmlns:cx7="http://schemas.microsoft.com/office/drawing/2016/5/13/chartex" xmlns:cx8="http://schemas.microsoft.com/office/drawing/2016/5/14/chartex" xmlns:mc="http://schemas.openxmlformats.org/markup-compatibility/2006" xmlns:aink="http://schemas.microsoft.com/office/drawing/2016/ink" xmlns:am3d="http://schemas.microsoft.com/office/drawing/2017/model3d" xmlns:o="urn:schemas-microsoft-com:office:office" xmlns:oel="http://schemas.microsoft.com/office/2019/extlst" xmlns:r="http://schemas.openxmlformats.org/officeDocument/2006/relationships" xmlns:m="http://schemas.openxmlformats.org/officeDocument/2006/math" xmlns:v="urn:schemas-microsoft-com:vml" xmlns:wp14="http://schemas.microsoft.com/office/word/2010/wordprocessingDrawing" xmlns:wp="http://schemas.openxmlformats.org/drawingml/2006/wordprocessingDrawing" xmlns:w10="urn:schemas-microsoft-com:office:word" xmlns:w="http://schemas.openxmlformats.org/wordprocessingml/2006/main" xmlns:w14="http://schemas.microsoft.com/office/word/2010/wordml" xmlns:w15="http://schemas.microsoft.com/office/word/2012/wordml" xmlns:w16cex="http://schemas.microsoft.com/office/word/2018/wordml/cex" xmlns:w16cid="http://schemas.microsoft.com/office/word/2016/wordml/cid" xmlns:w16="http://schemas.microsoft.com/office/word/2018/wordml" xmlns:w16du="http://schemas.microsoft.com/office/word/2023/wordml/word16du" xmlns:w16sdtdh="http://schemas.microsoft.com/office/word/2020/wordml/sdtdatahash" xmlns:w16sdtfl="http://schemas.microsoft.com/office/word/2024/wordml/sdtformatlock" xmlns:w16se="http://schemas.microsoft.com/office/word/2015/wordml/symex" xmlns:wpg="http://schemas.microsoft.com/office/word/2010/wordprocessingGroup" xmlns:wpi="http://schemas.microsoft.com/office/word/2010/wordprocessingInk" xmlns:wne="http://schemas.microsoft.com/office/word/2006/wordml" xmlns:wps="http://schemas.microsoft.com/office/word/2010/wordprocessingShape" mc:Ignorable="w14 w15 w16se w16cid w16 w16cex w16sdtdh w16sdtfl w16du wp14">
+  <w:p>
+    <w:pPr>
+      <w:pBdr>
+        <w:top w:val="single" w:sz="4" w:space="6" w:color="6B3FA0"/>
+      </w:pBdr>
+      <w:jc w:val="center"/>
+    </w:pPr>
+    <w:r>
+      <w:rPr>
+        <w:color w:val="888888"/>
+        <w:sz w:val="18"/>
+        <w:szCs w:val="18"/>
+      </w:rPr>
+      <w:t xml:space="preserve">Future Pathways © 2026   |   futurepath.ae   |   Version 1.0   |   Page </w:t>
+    </w:r>
+    <w:r>
+      <w:rPr>
+        <w:color w:val="888888"/>
+        <w:sz w:val="18"/>
+        <w:szCs w:val="18"/>
+      </w:rPr>
+      <w:fldChar w:fldCharType="begin"/>
+    </w:r>
+    <w:r>
+      <w:rPr>
+        <w:color w:val="888888"/>
+        <w:sz w:val="18"/>
+        <w:szCs w:val="18"/>
+      </w:rPr>
+      <w:instrText>PAGE</w:instrText>
+    </w:r>
+    <w:r>
+      <w:rPr>
+        <w:color w:val="888888"/>
+        <w:sz w:val="18"/>
+        <w:szCs w:val="18"/>
+      </w:rPr>
+      <w:fldChar w:fldCharType="separate"/>
+    </w:r>
+    <w:r>
+      <w:rPr>
+        <w:noProof/>
+        <w:color w:val="888888"/>
+        <w:sz w:val="18"/>
+        <w:szCs w:val="18"/>
+      </w:rPr>
+      <w:t>1</w:t>
+    </w:r>
+    <w:r>
+      <w:rPr>
+        <w:color w:val="888888"/>
+        <w:sz w:val="18"/>
+        <w:szCs w:val="18"/>
+      </w:rPr>
+      <w:fldChar w:fldCharType="end"/>
+    </w:r>
+  </w:p>
+</w:ftr>
+</file>
+
 <file path=word/footnotes.xml><?xml version="1.0" encoding="utf-8"?>
 <w:footnotes xmlns:w="http://schemas.openxmlformats.org/wordprocessingml/2006/main" xmlns:m="http://schemas.openxmlformats.org/officeDocument/2006/math" xmlns:r="http://schemas.openxmlformats.org/officeDocument/2006/relationships" xmlns:o="urn:schemas-microsoft-com:office:office" xmlns:v="urn:schemas-microsoft-com:vml" xmlns:w10="urn:schemas-microsoft-com:office:word" xmlns:a="http://schemas.openxmlformats.org/drawingml/2006/main" xmlns:pic="http://schemas.openxmlformats.org/drawingml/2006/picture" xmlns:wp="http://schemas.openxmlformats.org/drawingml/2006/wordprocessingDrawing">
   <w:footnote w:type="continuationSeparator" w:id="0">
@@ -4410,7 +4478,201 @@
 </file>
 
 <file path=word/numbering.xml><?xml version="1.0" encoding="utf-8"?>
-<w:numbering xmlns:w="http://schemas.openxmlformats.org/wordprocessingml/2006/main">
+<w:numbering xmlns:aink="http://schemas.microsoft.com/office/drawing/2016/ink" xmlns:am3d="http://schemas.microsoft.com/office/drawing/2017/model3d" xmlns:cx="http://schemas.microsoft.com/office/drawing/2014/chartex" xmlns:cx1="http://schemas.microsoft.com/office/drawing/2015/9/8/chartex" xmlns:cx2="http://schemas.microsoft.com/office/drawing/2015/10/21/chartex" xmlns:cx3="http://schemas.microsoft.com/office/drawing/2016/5/9/chartex" xmlns:cx4="http://schemas.microsoft.com/office/drawing/2016/5/10/chartex" xmlns:cx5="http://schemas.microsoft.com/office/drawing/2016/5/11/chartex" xmlns:cx6="http://schemas.microsoft.com/office/drawing/2016/5/12/chartex" xmlns:cx7="http://schemas.microsoft.com/office/drawing/2016/5/13/chartex" xmlns:cx8="http://schemas.microsoft.com/office/drawing/2016/5/14/chartex" xmlns:m="http://schemas.openxmlformats.org/officeDocument/2006/math" xmlns:mc="http://schemas.openxmlformats.org/markup-compatibility/2006" xmlns:o="urn:schemas-microsoft-com:office:office" xmlns:oel="http://schemas.microsoft.com/office/2019/extlst" xmlns:r="http://schemas.openxmlformats.org/officeDocument/2006/relationships" xmlns:v="urn:schemas-microsoft-com:vml" xmlns:w="http://schemas.openxmlformats.org/wordprocessingml/2006/main" xmlns:w10="urn:schemas-microsoft-com:office:word" xmlns:w14="http://schemas.microsoft.com/office/word/2010/wordml" xmlns:w15="http://schemas.microsoft.com/office/word/2012/wordml" xmlns:w16="http://schemas.microsoft.com/office/word/2018/wordml" xmlns:w16cex="http://schemas.microsoft.com/office/word/2018/wordml/cex" xmlns:w16cid="http://schemas.microsoft.com/office/word/2016/wordml/cid" xmlns:w16du="http://schemas.microsoft.com/office/word/2023/wordml/word16du" xmlns:w16sdtdh="http://schemas.microsoft.com/office/word/2020/wordml/sdtdatahash" xmlns:w16sdtfl="http://schemas.microsoft.com/office/word/2024/wordml/sdtformatlock" xmlns:w16se="http://schemas.microsoft.com/office/word/2015/wordml/symex" xmlns:wne="http://schemas.microsoft.com/office/word/2006/wordml" xmlns:wp="http://schemas.openxmlformats.org/drawingml/2006/wordprocessingDrawing" xmlns:wp14="http://schemas.microsoft.com/office/word/2010/wordprocessingDrawing" xmlns:wpc="http://schemas.microsoft.com/office/word/2010/wordprocessingCanvas" xmlns:wpg="http://schemas.microsoft.com/office/word/2010/wordprocessingGroup" xmlns:wpi="http://schemas.microsoft.com/office/word/2010/wordprocessingInk" xmlns:wps="http://schemas.microsoft.com/office/word/2010/wordprocessingShape" mc:Ignorable="w14 w15 w16se w16cid w16 w16cex w16sdtdh w16sdtfl w16du wp14">
+  <w:abstractNum w15:restartNumberingAfterBreak="0" w:abstractNumId="0">
+    <w:nsid w:val="16B83E50"/>
+    <w:multiLevelType w:val="hybridMultilevel"/>
+    <w:tmpl w:val="8A764330"/>
+    <w:lvl w:ilvl="0" w:tplc="F94EAD70">
+      <w:start w:val="1"/>
+      <w:numFmt w:val="bullet"/>
+      <w:lvlText w:val="•"/>
+      <w:lvlJc w:val="left"/>
+      <w:pPr>
+        <w:ind w:hanging="360" w:left="720"/>
+      </w:pPr>
+    </w:lvl>
+    <w:lvl w:ilvl="1" w:tplc="345648DC">
+      <w:numFmt w:val="decimal"/>
+      <w:lvlText w:val=""/>
+      <w:lvlJc w:val="left"/>
+    </w:lvl>
+    <w:lvl w:ilvl="2" w:tplc="915C1A66">
+      <w:numFmt w:val="decimal"/>
+      <w:lvlText w:val=""/>
+      <w:lvlJc w:val="left"/>
+    </w:lvl>
+    <w:lvl w:ilvl="3" w:tplc="3A8C8AF8">
+      <w:numFmt w:val="decimal"/>
+      <w:lvlText w:val=""/>
+      <w:lvlJc w:val="left"/>
+    </w:lvl>
+    <w:lvl w:ilvl="4" w:tplc="F4B8EC7E">
+      <w:numFmt w:val="decimal"/>
+      <w:lvlText w:val=""/>
+      <w:lvlJc w:val="left"/>
+    </w:lvl>
+    <w:lvl w:ilvl="5" w:tplc="50C8917C">
+      <w:numFmt w:val="decimal"/>
+      <w:lvlText w:val=""/>
+      <w:lvlJc w:val="left"/>
+    </w:lvl>
+    <w:lvl w:ilvl="6" w:tplc="EE340830">
+      <w:numFmt w:val="decimal"/>
+      <w:lvlText w:val=""/>
+      <w:lvlJc w:val="left"/>
+    </w:lvl>
+    <w:lvl w:ilvl="7" w:tplc="98E65FA0">
+      <w:numFmt w:val="decimal"/>
+      <w:lvlText w:val=""/>
+      <w:lvlJc w:val="left"/>
+    </w:lvl>
+    <w:lvl w:ilvl="8" w:tplc="DB5882B8">
+      <w:numFmt w:val="decimal"/>
+      <w:lvlText w:val=""/>
+      <w:lvlJc w:val="left"/>
+    </w:lvl>
+  </w:abstractNum>
+  <w:abstractNum w15:restartNumberingAfterBreak="0" w:abstractNumId="1">
+    <w:nsid w:val="19FA37D0"/>
+    <w:multiLevelType w:val="hybridMultilevel"/>
+    <w:tmpl w:val="E8464DD8"/>
+    <w:lvl w:ilvl="0" w:tplc="EC842E58">
+      <w:start w:val="1"/>
+      <w:numFmt w:val="decimal"/>
+      <w:lvlText w:val="%1."/>
+      <w:lvlJc w:val="left"/>
+      <w:pPr>
+        <w:ind w:hanging="360" w:left="720"/>
+      </w:pPr>
+    </w:lvl>
+    <w:lvl w:ilvl="1" w:tplc="66ECF750">
+      <w:numFmt w:val="decimal"/>
+      <w:lvlText w:val=""/>
+      <w:lvlJc w:val="left"/>
+    </w:lvl>
+    <w:lvl w:ilvl="2" w:tplc="5BC649D0">
+      <w:numFmt w:val="decimal"/>
+      <w:lvlText w:val=""/>
+      <w:lvlJc w:val="left"/>
+    </w:lvl>
+    <w:lvl w:ilvl="3" w:tplc="3F02BF2C">
+      <w:numFmt w:val="decimal"/>
+      <w:lvlText w:val=""/>
+      <w:lvlJc w:val="left"/>
+    </w:lvl>
+    <w:lvl w:ilvl="4" w:tplc="9E3E40C0">
+      <w:numFmt w:val="decimal"/>
+      <w:lvlText w:val=""/>
+      <w:lvlJc w:val="left"/>
+    </w:lvl>
+    <w:lvl w:ilvl="5" w:tplc="90882AB4">
+      <w:numFmt w:val="decimal"/>
+      <w:lvlText w:val=""/>
+      <w:lvlJc w:val="left"/>
+    </w:lvl>
+    <w:lvl w:ilvl="6" w:tplc="B7884C2A">
+      <w:numFmt w:val="decimal"/>
+      <w:lvlText w:val=""/>
+      <w:lvlJc w:val="left"/>
+    </w:lvl>
+    <w:lvl w:ilvl="7" w:tplc="3B7EC746">
+      <w:numFmt w:val="decimal"/>
+      <w:lvlText w:val=""/>
+      <w:lvlJc w:val="left"/>
+    </w:lvl>
+    <w:lvl w:ilvl="8" w:tplc="68064CA2">
+      <w:numFmt w:val="decimal"/>
+      <w:lvlText w:val=""/>
+      <w:lvlJc w:val="left"/>
+    </w:lvl>
+  </w:abstractNum>
+  <w:abstractNum w15:restartNumberingAfterBreak="0" w:abstractNumId="2">
+    <w:nsid w:val="21CB1F41"/>
+    <w:multiLevelType w:val="hybridMultilevel"/>
+    <w:tmpl w:val="571096A6"/>
+    <w:lvl w:ilvl="0" w:tplc="C640265E">
+      <w:start w:val="1"/>
+      <w:numFmt w:val="bullet"/>
+      <w:lvlText w:val="●"/>
+      <w:lvlJc w:val="left"/>
+      <w:pPr>
+        <w:ind w:hanging="360" w:left="720"/>
+      </w:pPr>
+    </w:lvl>
+    <w:lvl w:ilvl="1" w:tplc="2BEC5B9A">
+      <w:start w:val="1"/>
+      <w:numFmt w:val="bullet"/>
+      <w:lvlText w:val="○"/>
+      <w:lvlJc w:val="left"/>
+      <w:pPr>
+        <w:ind w:hanging="360" w:left="1440"/>
+      </w:pPr>
+    </w:lvl>
+    <w:lvl w:ilvl="2" w:tplc="AEEAD836">
+      <w:start w:val="1"/>
+      <w:numFmt w:val="bullet"/>
+      <w:lvlText w:val="■"/>
+      <w:lvlJc w:val="left"/>
+      <w:pPr>
+        <w:ind w:hanging="360" w:left="2160"/>
+      </w:pPr>
+    </w:lvl>
+    <w:lvl w:ilvl="3" w:tplc="3AA07436">
+      <w:start w:val="1"/>
+      <w:numFmt w:val="bullet"/>
+      <w:lvlText w:val="●"/>
+      <w:lvlJc w:val="left"/>
+      <w:pPr>
+        <w:ind w:hanging="360" w:left="2880"/>
+      </w:pPr>
+    </w:lvl>
+    <w:lvl w:ilvl="4" w:tplc="B0A08264">
+      <w:start w:val="1"/>
+      <w:numFmt w:val="bullet"/>
+      <w:lvlText w:val="○"/>
+      <w:lvlJc w:val="left"/>
+      <w:pPr>
+        <w:ind w:hanging="360" w:left="3600"/>
+      </w:pPr>
+    </w:lvl>
+    <w:lvl w:ilvl="5" w:tplc="D154036A">
+      <w:start w:val="1"/>
+      <w:numFmt w:val="bullet"/>
+      <w:lvlText w:val="■"/>
+      <w:lvlJc w:val="left"/>
+      <w:pPr>
+        <w:ind w:hanging="360" w:left="4320"/>
+      </w:pPr>
+    </w:lvl>
+    <w:lvl w:ilvl="6" w:tplc="3724F196">
+      <w:start w:val="1"/>
+      <w:numFmt w:val="bullet"/>
+      <w:lvlText w:val="●"/>
+      <w:lvlJc w:val="left"/>
+      <w:pPr>
+        <w:ind w:hanging="360" w:left="5040"/>
+      </w:pPr>
+    </w:lvl>
+    <w:lvl w:ilvl="7" w:tplc="C95ED0D6">
+      <w:start w:val="1"/>
+      <w:numFmt w:val="bullet"/>
+      <w:lvlText w:val="●"/>
+      <w:lvlJc w:val="left"/>
+      <w:pPr>
+        <w:ind w:hanging="360" w:left="5760"/>
+      </w:pPr>
+    </w:lvl>
+    <w:lvl w:ilvl="8" w:tplc="47E8078C">
+      <w:start w:val="1"/>
+      <w:numFmt w:val="bullet"/>
+      <w:lvlText w:val="●"/>
+      <w:lvlJc w:val="left"/>
+      <w:pPr>
+        <w:ind w:hanging="360" w:left="6480"/>
+      </w:pPr>
+    </w:lvl>
+  </w:abstractNum>
   <w:abstractNum w:abstractNumId="990">
     <w:nsid w:val="0000A990"/>
     <w:multiLevelType w:val="multilevel"/>
@@ -4648,6 +4910,24 @@
       </w:pPr>
     </w:lvl>
   </w:abstractNum>
+  <w:num w16cid:durableId="16974347" w:numId="1">
+    <w:abstractNumId w:val="2"/>
+    <w:lvlOverride w:ilvl="0">
+      <w:startOverride w:val="1"/>
+    </w:lvlOverride>
+  </w:num>
+  <w:num w16cid:durableId="815610204" w:numId="2">
+    <w:abstractNumId w:val="0"/>
+    <w:lvlOverride w:ilvl="0">
+      <w:startOverride w:val="1"/>
+    </w:lvlOverride>
+  </w:num>
+  <w:num w16cid:durableId="905261156" w:numId="3">
+    <w:abstractNumId w:val="1"/>
+    <w:lvlOverride w:ilvl="0">
+      <w:startOverride w:val="1"/>
+    </w:lvlOverride>
+  </w:num>
   <w:num w:numId="1000">
     <w:abstractNumId w:val="990"/>
   </w:num>
@@ -4727,378 +5007,501 @@
 </file>
 
 <file path=word/styles.xml><?xml version="1.0" encoding="utf-8"?>
-<w:styles xmlns:r="http://schemas.openxmlformats.org/officeDocument/2006/relationships" xmlns:w="http://schemas.openxmlformats.org/wordprocessingml/2006/main">
+<w:styles xmlns:mc="http://schemas.openxmlformats.org/markup-compatibility/2006" xmlns:r="http://schemas.openxmlformats.org/officeDocument/2006/relationships" xmlns:w="http://schemas.openxmlformats.org/wordprocessingml/2006/main" xmlns:w14="http://schemas.microsoft.com/office/word/2010/wordml" xmlns:w15="http://schemas.microsoft.com/office/word/2012/wordml" xmlns:w16="http://schemas.microsoft.com/office/word/2018/wordml" xmlns:w16cex="http://schemas.microsoft.com/office/word/2018/wordml/cex" xmlns:w16cid="http://schemas.microsoft.com/office/word/2016/wordml/cid" xmlns:w16du="http://schemas.microsoft.com/office/word/2023/wordml/word16du" xmlns:w16sdtdh="http://schemas.microsoft.com/office/word/2020/wordml/sdtdatahash" xmlns:w16sdtfl="http://schemas.microsoft.com/office/word/2024/wordml/sdtformatlock" xmlns:w16se="http://schemas.microsoft.com/office/word/2015/wordml/symex" mc:Ignorable="w14 w15 w16se w16cid w16 w16cex w16sdtdh w16sdtfl w16du">
   <w:docDefaults>
     <w:rPrDefault>
       <w:rPr>
-        <w:rFonts w:asciiTheme="minorHAnsi" w:cstheme="minorBidi" w:eastAsiaTheme="minorHAnsi" w:hAnsiTheme="minorHAnsi"/>
-        <w:sz w:val="24"/>
-        <w:szCs w:val="24"/>
+        <w:rFonts w:ascii="Arial" w:cs="Arial" w:eastAsia="Arial" w:hAnsi="Arial"/>
+        <w:color w:val="4A4A4A"/>
+        <w:sz w:val="22"/>
+        <w:szCs w:val="22"/>
         <w:lang w:bidi="ar-SA" w:eastAsia="en-US" w:val="en"/>
       </w:rPr>
     </w:rPrDefault>
-    <w:pPrDefault>
-      <w:pPr>
-        <w:spacing w:after="200"/>
-      </w:pPr>
-    </w:pPrDefault>
+    <w:pPrDefault/>
   </w:docDefaults>
-  <w:latentStyles w:count="276" w:defLockedState="0" w:defQFormat="0" w:defSemiHidden="0" w:defUIPriority="0" w:defUnhideWhenUsed="0"/>
+  <w:latentStyles w:count="376" w:defLockedState="0" w:defQFormat="0" w:defSemiHidden="0" w:defUIPriority="99" w:defUnhideWhenUsed="0">
+    <w:lsdException w:name="Normal" w:qFormat="1" w:uiPriority="0"/>
+    <w:lsdException w:name="heading 1" w:qFormat="1" w:uiPriority="9"/>
+    <w:lsdException w:name="heading 2" w:qFormat="1" w:semiHidden="1" w:uiPriority="9" w:unhideWhenUsed="1"/>
+    <w:lsdException w:name="heading 3" w:qFormat="1" w:semiHidden="1" w:uiPriority="9" w:unhideWhenUsed="1"/>
+    <w:lsdException w:name="heading 4" w:qFormat="1" w:semiHidden="1" w:uiPriority="9" w:unhideWhenUsed="1"/>
+    <w:lsdException w:name="heading 5" w:qFormat="1" w:semiHidden="1" w:uiPriority="9" w:unhideWhenUsed="1"/>
+    <w:lsdException w:name="heading 6" w:qFormat="1" w:semiHidden="1" w:uiPriority="9" w:unhideWhenUsed="1"/>
+    <w:lsdException w:name="heading 7" w:qFormat="1" w:semiHidden="1" w:uiPriority="9" w:unhideWhenUsed="1"/>
+    <w:lsdException w:name="heading 8" w:qFormat="1" w:semiHidden="1" w:uiPriority="9" w:unhideWhenUsed="1"/>
+    <w:lsdException w:name="heading 9" w:qFormat="1" w:semiHidden="1" w:uiPriority="9" w:unhideWhenUsed="1"/>
+    <w:lsdException w:name="index 1" w:semiHidden="1" w:unhideWhenUsed="1"/>
+    <w:lsdException w:name="index 2" w:semiHidden="1" w:unhideWhenUsed="1"/>
+    <w:lsdException w:name="index 3" w:semiHidden="1" w:unhideWhenUsed="1"/>
+    <w:lsdException w:name="index 4" w:semiHidden="1" w:unhideWhenUsed="1"/>
+    <w:lsdException w:name="index 5" w:semiHidden="1" w:unhideWhenUsed="1"/>
+    <w:lsdException w:name="index 6" w:semiHidden="1" w:unhideWhenUsed="1"/>
+    <w:lsdException w:name="index 7" w:semiHidden="1" w:unhideWhenUsed="1"/>
+    <w:lsdException w:name="index 8" w:semiHidden="1" w:unhideWhenUsed="1"/>
+    <w:lsdException w:name="index 9" w:semiHidden="1" w:unhideWhenUsed="1"/>
+    <w:lsdException w:name="toc 1" w:semiHidden="1" w:uiPriority="39" w:unhideWhenUsed="1"/>
+    <w:lsdException w:name="toc 2" w:semiHidden="1" w:uiPriority="39" w:unhideWhenUsed="1"/>
+    <w:lsdException w:name="toc 3" w:semiHidden="1" w:uiPriority="39" w:unhideWhenUsed="1"/>
+    <w:lsdException w:name="toc 4" w:semiHidden="1" w:uiPriority="39" w:unhideWhenUsed="1"/>
+    <w:lsdException w:name="toc 5" w:semiHidden="1" w:uiPriority="39" w:unhideWhenUsed="1"/>
+    <w:lsdException w:name="toc 6" w:semiHidden="1" w:uiPriority="39" w:unhideWhenUsed="1"/>
+    <w:lsdException w:name="toc 7" w:semiHidden="1" w:uiPriority="39" w:unhideWhenUsed="1"/>
+    <w:lsdException w:name="toc 8" w:semiHidden="1" w:uiPriority="39" w:unhideWhenUsed="1"/>
+    <w:lsdException w:name="toc 9" w:semiHidden="1" w:uiPriority="39" w:unhideWhenUsed="1"/>
+    <w:lsdException w:name="Normal Indent" w:semiHidden="1" w:unhideWhenUsed="1"/>
+    <w:lsdException w:name="footnote text" w:semiHidden="1" w:unhideWhenUsed="1"/>
+    <w:lsdException w:name="annotation text" w:semiHidden="1" w:unhideWhenUsed="1"/>
+    <w:lsdException w:name="header" w:semiHidden="1" w:unhideWhenUsed="1"/>
+    <w:lsdException w:name="footer" w:semiHidden="1" w:unhideWhenUsed="1"/>
+    <w:lsdException w:name="index heading" w:semiHidden="1" w:unhideWhenUsed="1"/>
+    <w:lsdException w:name="caption" w:qFormat="1" w:semiHidden="1" w:uiPriority="35" w:unhideWhenUsed="1"/>
+    <w:lsdException w:name="table of figures" w:semiHidden="1" w:unhideWhenUsed="1"/>
+    <w:lsdException w:name="envelope address" w:semiHidden="1" w:unhideWhenUsed="1"/>
+    <w:lsdException w:name="envelope return" w:semiHidden="1" w:unhideWhenUsed="1"/>
+    <w:lsdException w:name="footnote reference" w:semiHidden="1" w:unhideWhenUsed="1"/>
+    <w:lsdException w:name="annotation reference" w:semiHidden="1" w:unhideWhenUsed="1"/>
+    <w:lsdException w:name="line number" w:semiHidden="1" w:unhideWhenUsed="1"/>
+    <w:lsdException w:name="page number" w:semiHidden="1" w:unhideWhenUsed="1"/>
+    <w:lsdException w:name="endnote reference" w:semiHidden="1" w:unhideWhenUsed="1"/>
+    <w:lsdException w:name="endnote text" w:semiHidden="1" w:unhideWhenUsed="1"/>
+    <w:lsdException w:name="table of authorities" w:semiHidden="1" w:unhideWhenUsed="1"/>
+    <w:lsdException w:name="macro" w:semiHidden="1" w:unhideWhenUsed="1"/>
+    <w:lsdException w:name="toa heading" w:semiHidden="1" w:unhideWhenUsed="1"/>
+    <w:lsdException w:name="List" w:semiHidden="1" w:unhideWhenUsed="1"/>
+    <w:lsdException w:name="List Bullet" w:semiHidden="1" w:unhideWhenUsed="1"/>
+    <w:lsdException w:name="List Number" w:semiHidden="1" w:unhideWhenUsed="1"/>
+    <w:lsdException w:name="List 2" w:semiHidden="1" w:unhideWhenUsed="1"/>
+    <w:lsdException w:name="List 3" w:semiHidden="1" w:unhideWhenUsed="1"/>
+    <w:lsdException w:name="List 4" w:semiHidden="1" w:unhideWhenUsed="1"/>
+    <w:lsdException w:name="List 5" w:semiHidden="1" w:unhideWhenUsed="1"/>
+    <w:lsdException w:name="List Bullet 2" w:semiHidden="1" w:unhideWhenUsed="1"/>
+    <w:lsdException w:name="List Bullet 3" w:semiHidden="1" w:unhideWhenUsed="1"/>
+    <w:lsdException w:name="List Bullet 4" w:semiHidden="1" w:unhideWhenUsed="1"/>
+    <w:lsdException w:name="List Bullet 5" w:semiHidden="1" w:unhideWhenUsed="1"/>
+    <w:lsdException w:name="List Number 2" w:semiHidden="1" w:unhideWhenUsed="1"/>
+    <w:lsdException w:name="List Number 3" w:semiHidden="1" w:unhideWhenUsed="1"/>
+    <w:lsdException w:name="List Number 4" w:semiHidden="1" w:unhideWhenUsed="1"/>
+    <w:lsdException w:name="List Number 5" w:semiHidden="1" w:unhideWhenUsed="1"/>
+    <w:lsdException w:name="Title" w:qFormat="1" w:uiPriority="10"/>
+    <w:lsdException w:name="Closing" w:semiHidden="1" w:unhideWhenUsed="1"/>
+    <w:lsdException w:name="Signature" w:semiHidden="1" w:unhideWhenUsed="1"/>
+    <w:lsdException w:name="Default Paragraph Font" w:semiHidden="1" w:uiPriority="1" w:unhideWhenUsed="1"/>
+    <w:lsdException w:name="Body Text" w:semiHidden="1" w:unhideWhenUsed="1"/>
+    <w:lsdException w:name="Body Text Indent" w:semiHidden="1" w:unhideWhenUsed="1"/>
+    <w:lsdException w:name="List Continue" w:semiHidden="1" w:unhideWhenUsed="1"/>
+    <w:lsdException w:name="List Continue 2" w:semiHidden="1" w:unhideWhenUsed="1"/>
+    <w:lsdException w:name="List Continue 3" w:semiHidden="1" w:unhideWhenUsed="1"/>
+    <w:lsdException w:name="List Continue 4" w:semiHidden="1" w:unhideWhenUsed="1"/>
+    <w:lsdException w:name="List Continue 5" w:semiHidden="1" w:unhideWhenUsed="1"/>
+    <w:lsdException w:name="Message Header" w:semiHidden="1" w:unhideWhenUsed="1"/>
+    <w:lsdException w:name="Subtitle" w:qFormat="1" w:uiPriority="11"/>
+    <w:lsdException w:name="Salutation" w:semiHidden="1" w:unhideWhenUsed="1"/>
+    <w:lsdException w:name="Date" w:semiHidden="1" w:unhideWhenUsed="1"/>
+    <w:lsdException w:name="Body Text First Indent" w:semiHidden="1" w:unhideWhenUsed="1"/>
+    <w:lsdException w:name="Body Text First Indent 2" w:semiHidden="1" w:unhideWhenUsed="1"/>
+    <w:lsdException w:name="Note Heading" w:semiHidden="1" w:unhideWhenUsed="1"/>
+    <w:lsdException w:name="Body Text 2" w:semiHidden="1" w:unhideWhenUsed="1"/>
+    <w:lsdException w:name="Body Text 3" w:semiHidden="1" w:unhideWhenUsed="1"/>
+    <w:lsdException w:name="Body Text Indent 2" w:semiHidden="1" w:unhideWhenUsed="1"/>
+    <w:lsdException w:name="Body Text Indent 3" w:semiHidden="1" w:unhideWhenUsed="1"/>
+    <w:lsdException w:name="Block Text" w:semiHidden="1" w:unhideWhenUsed="1"/>
+    <w:lsdException w:name="Hyperlink" w:semiHidden="1" w:unhideWhenUsed="1"/>
+    <w:lsdException w:name="FollowedHyperlink" w:semiHidden="1" w:unhideWhenUsed="1"/>
+    <w:lsdException w:name="Strong" w:qFormat="1" w:uiPriority="22"/>
+    <w:lsdException w:name="Emphasis" w:qFormat="1" w:uiPriority="20"/>
+    <w:lsdException w:name="Document Map" w:semiHidden="1" w:unhideWhenUsed="1"/>
+    <w:lsdException w:name="Plain Text" w:semiHidden="1" w:unhideWhenUsed="1"/>
+    <w:lsdException w:name="E-mail Signature" w:semiHidden="1" w:unhideWhenUsed="1"/>
+    <w:lsdException w:name="HTML Top of Form" w:semiHidden="1" w:unhideWhenUsed="1"/>
+    <w:lsdException w:name="HTML Bottom of Form" w:semiHidden="1" w:unhideWhenUsed="1"/>
+    <w:lsdException w:name="Normal (Web)" w:semiHidden="1" w:unhideWhenUsed="1"/>
+    <w:lsdException w:name="HTML Acronym" w:semiHidden="1" w:unhideWhenUsed="1"/>
+    <w:lsdException w:name="HTML Address" w:semiHidden="1" w:unhideWhenUsed="1"/>
+    <w:lsdException w:name="HTML Cite" w:semiHidden="1" w:unhideWhenUsed="1"/>
+    <w:lsdException w:name="HTML Code" w:semiHidden="1" w:unhideWhenUsed="1"/>
+    <w:lsdException w:name="HTML Definition" w:semiHidden="1" w:unhideWhenUsed="1"/>
+    <w:lsdException w:name="HTML Keyboard" w:semiHidden="1" w:unhideWhenUsed="1"/>
+    <w:lsdException w:name="HTML Preformatted" w:semiHidden="1" w:unhideWhenUsed="1"/>
+    <w:lsdException w:name="HTML Sample" w:semiHidden="1" w:unhideWhenUsed="1"/>
+    <w:lsdException w:name="HTML Typewriter" w:semiHidden="1" w:unhideWhenUsed="1"/>
+    <w:lsdException w:name="HTML Variable" w:semiHidden="1" w:unhideWhenUsed="1"/>
+    <w:lsdException w:name="Normal Table" w:semiHidden="1" w:unhideWhenUsed="1"/>
+    <w:lsdException w:name="annotation subject" w:semiHidden="1" w:unhideWhenUsed="1"/>
+    <w:lsdException w:name="No List" w:semiHidden="1" w:unhideWhenUsed="1"/>
+    <w:lsdException w:name="Outline List 1" w:semiHidden="1" w:unhideWhenUsed="1"/>
+    <w:lsdException w:name="Outline List 2" w:semiHidden="1" w:unhideWhenUsed="1"/>
+    <w:lsdException w:name="Outline List 3" w:semiHidden="1" w:unhideWhenUsed="1"/>
+    <w:lsdException w:name="Table Simple 1" w:semiHidden="1" w:unhideWhenUsed="1"/>
+    <w:lsdException w:name="Table Simple 2" w:semiHidden="1" w:unhideWhenUsed="1"/>
+    <w:lsdException w:name="Table Simple 3" w:semiHidden="1" w:unhideWhenUsed="1"/>
+    <w:lsdException w:name="Table Classic 1" w:semiHidden="1" w:unhideWhenUsed="1"/>
+    <w:lsdException w:name="Table Classic 2" w:semiHidden="1" w:unhideWhenUsed="1"/>
+    <w:lsdException w:name="Table Classic 3" w:semiHidden="1" w:unhideWhenUsed="1"/>
+    <w:lsdException w:name="Table Classic 4" w:semiHidden="1" w:unhideWhenUsed="1"/>
+    <w:lsdException w:name="Table Colorful 1" w:semiHidden="1" w:unhideWhenUsed="1"/>
+    <w:lsdException w:name="Table Colorful 2" w:semiHidden="1" w:unhideWhenUsed="1"/>
+    <w:lsdException w:name="Table Colorful 3" w:semiHidden="1" w:unhideWhenUsed="1"/>
+    <w:lsdException w:name="Table Columns 1" w:semiHidden="1" w:unhideWhenUsed="1"/>
+    <w:lsdException w:name="Table Columns 2" w:semiHidden="1" w:unhideWhenUsed="1"/>
+    <w:lsdException w:name="Table Columns 3" w:semiHidden="1" w:unhideWhenUsed="1"/>
+    <w:lsdException w:name="Table Columns 4" w:semiHidden="1" w:unhideWhenUsed="1"/>
+    <w:lsdException w:name="Table Columns 5" w:semiHidden="1" w:unhideWhenUsed="1"/>
+    <w:lsdException w:name="Table Grid 1" w:semiHidden="1" w:unhideWhenUsed="1"/>
+    <w:lsdException w:name="Table Grid 2" w:semiHidden="1" w:unhideWhenUsed="1"/>
+    <w:lsdException w:name="Table Grid 3" w:semiHidden="1" w:unhideWhenUsed="1"/>
+    <w:lsdException w:name="Table Grid 4" w:semiHidden="1" w:unhideWhenUsed="1"/>
+    <w:lsdException w:name="Table Grid 5" w:semiHidden="1" w:unhideWhenUsed="1"/>
+    <w:lsdException w:name="Table Grid 6" w:semiHidden="1" w:unhideWhenUsed="1"/>
+    <w:lsdException w:name="Table Grid 7" w:semiHidden="1" w:unhideWhenUsed="1"/>
+    <w:lsdException w:name="Table Grid 8" w:semiHidden="1" w:unhideWhenUsed="1"/>
+    <w:lsdException w:name="Table List 1" w:semiHidden="1" w:unhideWhenUsed="1"/>
+    <w:lsdException w:name="Table List 2" w:semiHidden="1" w:unhideWhenUsed="1"/>
+    <w:lsdException w:name="Table List 3" w:semiHidden="1" w:unhideWhenUsed="1"/>
+    <w:lsdException w:name="Table List 4" w:semiHidden="1" w:unhideWhenUsed="1"/>
+    <w:lsdException w:name="Table List 5" w:semiHidden="1" w:unhideWhenUsed="1"/>
+    <w:lsdException w:name="Table List 6" w:semiHidden="1" w:unhideWhenUsed="1"/>
+    <w:lsdException w:name="Table List 7" w:semiHidden="1" w:unhideWhenUsed="1"/>
+    <w:lsdException w:name="Table List 8" w:semiHidden="1" w:unhideWhenUsed="1"/>
+    <w:lsdException w:name="Table 3D effects 1" w:semiHidden="1" w:unhideWhenUsed="1"/>
+    <w:lsdException w:name="Table 3D effects 2" w:semiHidden="1" w:unhideWhenUsed="1"/>
+    <w:lsdException w:name="Table 3D effects 3" w:semiHidden="1" w:unhideWhenUsed="1"/>
+    <w:lsdException w:name="Table Contemporary" w:semiHidden="1" w:unhideWhenUsed="1"/>
+    <w:lsdException w:name="Table Elegant" w:semiHidden="1" w:unhideWhenUsed="1"/>
+    <w:lsdException w:name="Table Professional" w:semiHidden="1" w:unhideWhenUsed="1"/>
+    <w:lsdException w:name="Table Subtle 1" w:semiHidden="1" w:unhideWhenUsed="1"/>
+    <w:lsdException w:name="Table Subtle 2" w:semiHidden="1" w:unhideWhenUsed="1"/>
+    <w:lsdException w:name="Table Web 1" w:semiHidden="1" w:unhideWhenUsed="1"/>
+    <w:lsdException w:name="Table Web 2" w:semiHidden="1" w:unhideWhenUsed="1"/>
+    <w:lsdException w:name="Table Web 3" w:semiHidden="1" w:unhideWhenUsed="1"/>
+    <w:lsdException w:name="Balloon Text" w:semiHidden="1" w:unhideWhenUsed="1"/>
+    <w:lsdException w:name="Table Grid" w:uiPriority="39"/>
+    <w:lsdException w:name="Table Theme" w:semiHidden="1" w:unhideWhenUsed="1"/>
+    <w:lsdException w:name="Placeholder Text" w:semiHidden="1"/>
+    <w:lsdException w:name="No Spacing" w:qFormat="1" w:uiPriority="1"/>
+    <w:lsdException w:name="Light Shading" w:uiPriority="60"/>
+    <w:lsdException w:name="Light List" w:uiPriority="61"/>
+    <w:lsdException w:name="Light Grid" w:uiPriority="62"/>
+    <w:lsdException w:name="Medium Shading 1" w:uiPriority="63"/>
+    <w:lsdException w:name="Medium Shading 2" w:uiPriority="64"/>
+    <w:lsdException w:name="Medium List 1" w:uiPriority="65"/>
+    <w:lsdException w:name="Medium List 2" w:uiPriority="66"/>
+    <w:lsdException w:name="Medium Grid 1" w:uiPriority="67"/>
+    <w:lsdException w:name="Medium Grid 2" w:uiPriority="68"/>
+    <w:lsdException w:name="Medium Grid 3" w:uiPriority="69"/>
+    <w:lsdException w:name="Dark List" w:uiPriority="70"/>
+    <w:lsdException w:name="Colorful Shading" w:uiPriority="71"/>
+    <w:lsdException w:name="Colorful List" w:uiPriority="72"/>
+    <w:lsdException w:name="Colorful Grid" w:uiPriority="73"/>
+    <w:lsdException w:name="Light Shading Accent 1" w:uiPriority="60"/>
+    <w:lsdException w:name="Light List Accent 1" w:uiPriority="61"/>
+    <w:lsdException w:name="Light Grid Accent 1" w:uiPriority="62"/>
+    <w:lsdException w:name="Medium Shading 1 Accent 1" w:uiPriority="63"/>
+    <w:lsdException w:name="Medium Shading 2 Accent 1" w:uiPriority="64"/>
+    <w:lsdException w:name="Medium List 1 Accent 1" w:uiPriority="65"/>
+    <w:lsdException w:name="Revision" w:semiHidden="1"/>
+    <w:lsdException w:name="List Paragraph" w:qFormat="1" w:uiPriority="34"/>
+    <w:lsdException w:name="Quote" w:qFormat="1" w:uiPriority="29"/>
+    <w:lsdException w:name="Intense Quote" w:qFormat="1" w:uiPriority="30"/>
+    <w:lsdException w:name="Medium List 2 Accent 1" w:uiPriority="66"/>
+    <w:lsdException w:name="Medium Grid 1 Accent 1" w:uiPriority="67"/>
+    <w:lsdException w:name="Medium Grid 2 Accent 1" w:uiPriority="68"/>
+    <w:lsdException w:name="Medium Grid 3 Accent 1" w:uiPriority="69"/>
+    <w:lsdException w:name="Dark List Accent 1" w:uiPriority="70"/>
+    <w:lsdException w:name="Colorful Shading Accent 1" w:uiPriority="71"/>
+    <w:lsdException w:name="Colorful List Accent 1" w:uiPriority="72"/>
+    <w:lsdException w:name="Colorful Grid Accent 1" w:uiPriority="73"/>
+    <w:lsdException w:name="Light Shading Accent 2" w:uiPriority="60"/>
+    <w:lsdException w:name="Light List Accent 2" w:uiPriority="61"/>
+    <w:lsdException w:name="Light Grid Accent 2" w:uiPriority="62"/>
+    <w:lsdException w:name="Medium Shading 1 Accent 2" w:uiPriority="63"/>
+    <w:lsdException w:name="Medium Shading 2 Accent 2" w:uiPriority="64"/>
+    <w:lsdException w:name="Medium List 1 Accent 2" w:uiPriority="65"/>
+    <w:lsdException w:name="Medium List 2 Accent 2" w:uiPriority="66"/>
+    <w:lsdException w:name="Medium Grid 1 Accent 2" w:uiPriority="67"/>
+    <w:lsdException w:name="Medium Grid 2 Accent 2" w:uiPriority="68"/>
+    <w:lsdException w:name="Medium Grid 3 Accent 2" w:uiPriority="69"/>
+    <w:lsdException w:name="Dark List Accent 2" w:uiPriority="70"/>
+    <w:lsdException w:name="Colorful Shading Accent 2" w:uiPriority="71"/>
+    <w:lsdException w:name="Colorful List Accent 2" w:uiPriority="72"/>
+    <w:lsdException w:name="Colorful Grid Accent 2" w:uiPriority="73"/>
+    <w:lsdException w:name="Light Shading Accent 3" w:uiPriority="60"/>
+    <w:lsdException w:name="Light List Accent 3" w:uiPriority="61"/>
+    <w:lsdException w:name="Light Grid Accent 3" w:uiPriority="62"/>
+    <w:lsdException w:name="Medium Shading 1 Accent 3" w:uiPriority="63"/>
+    <w:lsdException w:name="Medium Shading 2 Accent 3" w:uiPriority="64"/>
+    <w:lsdException w:name="Medium List 1 Accent 3" w:uiPriority="65"/>
+    <w:lsdException w:name="Medium List 2 Accent 3" w:uiPriority="66"/>
+    <w:lsdException w:name="Medium Grid 1 Accent 3" w:uiPriority="67"/>
+    <w:lsdException w:name="Medium Grid 2 Accent 3" w:uiPriority="68"/>
+    <w:lsdException w:name="Medium Grid 3 Accent 3" w:uiPriority="69"/>
+    <w:lsdException w:name="Dark List Accent 3" w:uiPriority="70"/>
+    <w:lsdException w:name="Colorful Shading Accent 3" w:uiPriority="71"/>
+    <w:lsdException w:name="Colorful List Accent 3" w:uiPriority="72"/>
+    <w:lsdException w:name="Colorful Grid Accent 3" w:uiPriority="73"/>
+    <w:lsdException w:name="Light Shading Accent 4" w:uiPriority="60"/>
+    <w:lsdException w:name="Light List Accent 4" w:uiPriority="61"/>
+    <w:lsdException w:name="Light Grid Accent 4" w:uiPriority="62"/>
+    <w:lsdException w:name="Medium Shading 1 Accent 4" w:uiPriority="63"/>
+    <w:lsdException w:name="Medium Shading 2 Accent 4" w:uiPriority="64"/>
+    <w:lsdException w:name="Medium List 1 Accent 4" w:uiPriority="65"/>
+    <w:lsdException w:name="Medium List 2 Accent 4" w:uiPriority="66"/>
+    <w:lsdException w:name="Medium Grid 1 Accent 4" w:uiPriority="67"/>
+    <w:lsdException w:name="Medium Grid 2 Accent 4" w:uiPriority="68"/>
+    <w:lsdException w:name="Medium Grid 3 Accent 4" w:uiPriority="69"/>
+    <w:lsdException w:name="Dark List Accent 4" w:uiPriority="70"/>
+    <w:lsdException w:name="Colorful Shading Accent 4" w:uiPriority="71"/>
+    <w:lsdException w:name="Colorful List Accent 4" w:uiPriority="72"/>
+    <w:lsdException w:name="Colorful Grid Accent 4" w:uiPriority="73"/>
+    <w:lsdException w:name="Light Shading Accent 5" w:uiPriority="60"/>
+    <w:lsdException w:name="Light List Accent 5" w:uiPriority="61"/>
+    <w:lsdException w:name="Light Grid Accent 5" w:uiPriority="62"/>
+    <w:lsdException w:name="Medium Shading 1 Accent 5" w:uiPriority="63"/>
+    <w:lsdException w:name="Medium Shading 2 Accent 5" w:uiPriority="64"/>
+    <w:lsdException w:name="Medium List 1 Accent 5" w:uiPriority="65"/>
+    <w:lsdException w:name="Medium List 2 Accent 5" w:uiPriority="66"/>
+    <w:lsdException w:name="Medium Grid 1 Accent 5" w:uiPriority="67"/>
+    <w:lsdException w:name="Medium Grid 2 Accent 5" w:uiPriority="68"/>
+    <w:lsdException w:name="Medium Grid 3 Accent 5" w:uiPriority="69"/>
+    <w:lsdException w:name="Dark List Accent 5" w:uiPriority="70"/>
+    <w:lsdException w:name="Colorful Shading Accent 5" w:uiPriority="71"/>
+    <w:lsdException w:name="Colorful List Accent 5" w:uiPriority="72"/>
+    <w:lsdException w:name="Colorful Grid Accent 5" w:uiPriority="73"/>
+    <w:lsdException w:name="Light Shading Accent 6" w:uiPriority="60"/>
+    <w:lsdException w:name="Light List Accent 6" w:uiPriority="61"/>
+    <w:lsdException w:name="Light Grid Accent 6" w:uiPriority="62"/>
+    <w:lsdException w:name="Medium Shading 1 Accent 6" w:uiPriority="63"/>
+    <w:lsdException w:name="Medium Shading 2 Accent 6" w:uiPriority="64"/>
+    <w:lsdException w:name="Medium List 1 Accent 6" w:uiPriority="65"/>
+    <w:lsdException w:name="Medium List 2 Accent 6" w:uiPriority="66"/>
+    <w:lsdException w:name="Medium Grid 1 Accent 6" w:uiPriority="67"/>
+    <w:lsdException w:name="Medium Grid 2 Accent 6" w:uiPriority="68"/>
+    <w:lsdException w:name="Medium Grid 3 Accent 6" w:uiPriority="69"/>
+    <w:lsdException w:name="Dark List Accent 6" w:uiPriority="70"/>
+    <w:lsdException w:name="Colorful Shading Accent 6" w:uiPriority="71"/>
+    <w:lsdException w:name="Colorful List Accent 6" w:uiPriority="72"/>
+    <w:lsdException w:name="Colorful Grid Accent 6" w:uiPriority="73"/>
+    <w:lsdException w:name="Subtle Emphasis" w:qFormat="1" w:uiPriority="19"/>
+    <w:lsdException w:name="Intense Emphasis" w:qFormat="1" w:uiPriority="21"/>
+    <w:lsdException w:name="Subtle Reference" w:qFormat="1" w:uiPriority="31"/>
+    <w:lsdException w:name="Intense Reference" w:qFormat="1" w:uiPriority="32"/>
+    <w:lsdException w:name="Book Title" w:qFormat="1" w:uiPriority="33"/>
+    <w:lsdException w:name="Bibliography" w:semiHidden="1" w:uiPriority="37" w:unhideWhenUsed="1"/>
+    <w:lsdException w:name="TOC Heading" w:qFormat="1" w:semiHidden="1" w:uiPriority="39" w:unhideWhenUsed="1"/>
+    <w:lsdException w:name="Plain Table 1" w:uiPriority="41"/>
+    <w:lsdException w:name="Plain Table 2" w:uiPriority="42"/>
+    <w:lsdException w:name="Plain Table 3" w:uiPriority="43"/>
+    <w:lsdException w:name="Plain Table 4" w:uiPriority="44"/>
+    <w:lsdException w:name="Plain Table 5" w:uiPriority="45"/>
+    <w:lsdException w:name="Grid Table Light" w:uiPriority="40"/>
+    <w:lsdException w:name="Grid Table 1 Light" w:uiPriority="46"/>
+    <w:lsdException w:name="Grid Table 2" w:uiPriority="47"/>
+    <w:lsdException w:name="Grid Table 3" w:uiPriority="48"/>
+    <w:lsdException w:name="Grid Table 4" w:uiPriority="49"/>
+    <w:lsdException w:name="Grid Table 5 Dark" w:uiPriority="50"/>
+    <w:lsdException w:name="Grid Table 6 Colorful" w:uiPriority="51"/>
+    <w:lsdException w:name="Grid Table 7 Colorful" w:uiPriority="52"/>
+    <w:lsdException w:name="Grid Table 1 Light Accent 1" w:uiPriority="46"/>
+    <w:lsdException w:name="Grid Table 2 Accent 1" w:uiPriority="47"/>
+    <w:lsdException w:name="Grid Table 3 Accent 1" w:uiPriority="48"/>
+    <w:lsdException w:name="Grid Table 4 Accent 1" w:uiPriority="49"/>
+    <w:lsdException w:name="Grid Table 5 Dark Accent 1" w:uiPriority="50"/>
+    <w:lsdException w:name="Grid Table 6 Colorful Accent 1" w:uiPriority="51"/>
+    <w:lsdException w:name="Grid Table 7 Colorful Accent 1" w:uiPriority="52"/>
+    <w:lsdException w:name="Grid Table 1 Light Accent 2" w:uiPriority="46"/>
+    <w:lsdException w:name="Grid Table 2 Accent 2" w:uiPriority="47"/>
+    <w:lsdException w:name="Grid Table 3 Accent 2" w:uiPriority="48"/>
+    <w:lsdException w:name="Grid Table 4 Accent 2" w:uiPriority="49"/>
+    <w:lsdException w:name="Grid Table 5 Dark Accent 2" w:uiPriority="50"/>
+    <w:lsdException w:name="Grid Table 6 Colorful Accent 2" w:uiPriority="51"/>
+    <w:lsdException w:name="Grid Table 7 Colorful Accent 2" w:uiPriority="52"/>
+    <w:lsdException w:name="Grid Table 1 Light Accent 3" w:uiPriority="46"/>
+    <w:lsdException w:name="Grid Table 2 Accent 3" w:uiPriority="47"/>
+    <w:lsdException w:name="Grid Table 3 Accent 3" w:uiPriority="48"/>
+    <w:lsdException w:name="Grid Table 4 Accent 3" w:uiPriority="49"/>
+    <w:lsdException w:name="Grid Table 5 Dark Accent 3" w:uiPriority="50"/>
+    <w:lsdException w:name="Grid Table 6 Colorful Accent 3" w:uiPriority="51"/>
+    <w:lsdException w:name="Grid Table 7 Colorful Accent 3" w:uiPriority="52"/>
+    <w:lsdException w:name="Grid Table 1 Light Accent 4" w:uiPriority="46"/>
+    <w:lsdException w:name="Grid Table 2 Accent 4" w:uiPriority="47"/>
+    <w:lsdException w:name="Grid Table 3 Accent 4" w:uiPriority="48"/>
+    <w:lsdException w:name="Grid Table 4 Accent 4" w:uiPriority="49"/>
+    <w:lsdException w:name="Grid Table 5 Dark Accent 4" w:uiPriority="50"/>
+    <w:lsdException w:name="Grid Table 6 Colorful Accent 4" w:uiPriority="51"/>
+    <w:lsdException w:name="Grid Table 7 Colorful Accent 4" w:uiPriority="52"/>
+    <w:lsdException w:name="Grid Table 1 Light Accent 5" w:uiPriority="46"/>
+    <w:lsdException w:name="Grid Table 2 Accent 5" w:uiPriority="47"/>
+    <w:lsdException w:name="Grid Table 3 Accent 5" w:uiPriority="48"/>
+    <w:lsdException w:name="Grid Table 4 Accent 5" w:uiPriority="49"/>
+    <w:lsdException w:name="Grid Table 5 Dark Accent 5" w:uiPriority="50"/>
+    <w:lsdException w:name="Grid Table 6 Colorful Accent 5" w:uiPriority="51"/>
+    <w:lsdException w:name="Grid Table 7 Colorful Accent 5" w:uiPriority="52"/>
+    <w:lsdException w:name="Grid Table 1 Light Accent 6" w:uiPriority="46"/>
+    <w:lsdException w:name="Grid Table 2 Accent 6" w:uiPriority="47"/>
+    <w:lsdException w:name="Grid Table 3 Accent 6" w:uiPriority="48"/>
+    <w:lsdException w:name="Grid Table 4 Accent 6" w:uiPriority="49"/>
+    <w:lsdException w:name="Grid Table 5 Dark Accent 6" w:uiPriority="50"/>
+    <w:lsdException w:name="Grid Table 6 Colorful Accent 6" w:uiPriority="51"/>
+    <w:lsdException w:name="Grid Table 7 Colorful Accent 6" w:uiPriority="52"/>
+    <w:lsdException w:name="List Table 1 Light" w:uiPriority="46"/>
+    <w:lsdException w:name="List Table 2" w:uiPriority="47"/>
+    <w:lsdException w:name="List Table 3" w:uiPriority="48"/>
+    <w:lsdException w:name="List Table 4" w:uiPriority="49"/>
+    <w:lsdException w:name="List Table 5 Dark" w:uiPriority="50"/>
+    <w:lsdException w:name="List Table 6 Colorful" w:uiPriority="51"/>
+    <w:lsdException w:name="List Table 7 Colorful" w:uiPriority="52"/>
+    <w:lsdException w:name="List Table 1 Light Accent 1" w:uiPriority="46"/>
+    <w:lsdException w:name="List Table 2 Accent 1" w:uiPriority="47"/>
+    <w:lsdException w:name="List Table 3 Accent 1" w:uiPriority="48"/>
+    <w:lsdException w:name="List Table 4 Accent 1" w:uiPriority="49"/>
+    <w:lsdException w:name="List Table 5 Dark Accent 1" w:uiPriority="50"/>
+    <w:lsdException w:name="List Table 6 Colorful Accent 1" w:uiPriority="51"/>
+    <w:lsdException w:name="List Table 7 Colorful Accent 1" w:uiPriority="52"/>
+    <w:lsdException w:name="List Table 1 Light Accent 2" w:uiPriority="46"/>
+    <w:lsdException w:name="List Table 2 Accent 2" w:uiPriority="47"/>
+    <w:lsdException w:name="List Table 3 Accent 2" w:uiPriority="48"/>
+    <w:lsdException w:name="List Table 4 Accent 2" w:uiPriority="49"/>
+    <w:lsdException w:name="List Table 5 Dark Accent 2" w:uiPriority="50"/>
+    <w:lsdException w:name="List Table 6 Colorful Accent 2" w:uiPriority="51"/>
+    <w:lsdException w:name="List Table 7 Colorful Accent 2" w:uiPriority="52"/>
+    <w:lsdException w:name="List Table 1 Light Accent 3" w:uiPriority="46"/>
+    <w:lsdException w:name="List Table 2 Accent 3" w:uiPriority="47"/>
+    <w:lsdException w:name="List Table 3 Accent 3" w:uiPriority="48"/>
+    <w:lsdException w:name="List Table 4 Accent 3" w:uiPriority="49"/>
+    <w:lsdException w:name="List Table 5 Dark Accent 3" w:uiPriority="50"/>
+    <w:lsdException w:name="List Table 6 Colorful Accent 3" w:uiPriority="51"/>
+    <w:lsdException w:name="List Table 7 Colorful Accent 3" w:uiPriority="52"/>
+    <w:lsdException w:name="List Table 1 Light Accent 4" w:uiPriority="46"/>
+    <w:lsdException w:name="List Table 2 Accent 4" w:uiPriority="47"/>
+    <w:lsdException w:name="List Table 3 Accent 4" w:uiPriority="48"/>
+    <w:lsdException w:name="List Table 4 Accent 4" w:uiPriority="49"/>
+    <w:lsdException w:name="List Table 5 Dark Accent 4" w:uiPriority="50"/>
+    <w:lsdException w:name="List Table 6 Colorful Accent 4" w:uiPriority="51"/>
+    <w:lsdException w:name="List Table 7 Colorful Accent 4" w:uiPriority="52"/>
+    <w:lsdException w:name="List Table 1 Light Accent 5" w:uiPriority="46"/>
+    <w:lsdException w:name="List Table 2 Accent 5" w:uiPriority="47"/>
+    <w:lsdException w:name="List Table 3 Accent 5" w:uiPriority="48"/>
+    <w:lsdException w:name="List Table 4 Accent 5" w:uiPriority="49"/>
+    <w:lsdException w:name="List Table 5 Dark Accent 5" w:uiPriority="50"/>
+    <w:lsdException w:name="List Table 6 Colorful Accent 5" w:uiPriority="51"/>
+    <w:lsdException w:name="List Table 7 Colorful Accent 5" w:uiPriority="52"/>
+    <w:lsdException w:name="List Table 1 Light Accent 6" w:uiPriority="46"/>
+    <w:lsdException w:name="List Table 2 Accent 6" w:uiPriority="47"/>
+    <w:lsdException w:name="List Table 3 Accent 6" w:uiPriority="48"/>
+    <w:lsdException w:name="List Table 4 Accent 6" w:uiPriority="49"/>
+    <w:lsdException w:name="List Table 5 Dark Accent 6" w:uiPriority="50"/>
+    <w:lsdException w:name="List Table 6 Colorful Accent 6" w:uiPriority="51"/>
+    <w:lsdException w:name="List Table 7 Colorful Accent 6" w:uiPriority="52"/>
+    <w:lsdException w:name="Mention" w:semiHidden="1" w:unhideWhenUsed="1"/>
+    <w:lsdException w:name="Smart Hyperlink" w:semiHidden="1" w:unhideWhenUsed="1"/>
+    <w:lsdException w:name="Hashtag" w:semiHidden="1" w:unhideWhenUsed="1"/>
+    <w:lsdException w:name="Unresolved Mention" w:semiHidden="1" w:unhideWhenUsed="1"/>
+    <w:lsdException w:name="Smart Link" w:semiHidden="1" w:unhideWhenUsed="1"/>
+  </w:latentStyles>
   <w:style w:default="1" w:styleId="Normal" w:type="paragraph">
     <w:name w:val="Normal"/>
     <w:qFormat/>
   </w:style>
-  <w:style w:styleId="BodyText" w:type="paragraph">
-    <w:name w:val="Body Text"/>
-    <w:basedOn w:val="Normal"/>
-    <w:link w:val="BodyTextChar"/>
+  <w:style w:styleId="Heading1" w:type="paragraph">
+    <w:name w:val="heading 1"/>
+    <w:uiPriority w:val="9"/>
     <w:qFormat/>
     <w:pPr>
-      <w:spacing w:after="180" w:before="180"/>
-    </w:pPr>
-  </w:style>
-  <w:style w:customStyle="1" w:styleId="FirstParagraph" w:type="paragraph">
-    <w:name w:val="First Paragraph"/>
-    <w:basedOn w:val="BodyText"/>
-    <w:next w:val="BodyText"/>
-    <w:qFormat/>
-  </w:style>
-  <w:style w:customStyle="1" w:styleId="Compact" w:type="paragraph">
-    <w:name w:val="Compact"/>
-    <w:basedOn w:val="BodyText"/>
-    <w:qFormat/>
-    <w:pPr>
-      <w:spacing w:after="36" w:before="36"/>
-    </w:pPr>
-  </w:style>
-  <w:style w:styleId="Title" w:type="paragraph">
-    <w:name w:val="Title"/>
-    <w:basedOn w:val="Normal"/>
-    <w:next w:val="BodyText"/>
-    <w:qFormat/>
-    <w:pPr>
-      <w:keepNext/>
-      <w:keepLines/>
-      <w:spacing w:after="240" w:before="480"/>
-      <w:jc w:val="center"/>
+      <w:spacing w:after="120" w:before="480"/>
+      <w:outlineLvl w:val="0"/>
     </w:pPr>
     <w:rPr>
-      <w:rFonts w:asciiTheme="majorHAnsi" w:cstheme="majorBidi" w:eastAsiaTheme="majorEastAsia" w:hAnsiTheme="majorHAnsi"/>
       <w:b/>
       <w:bCs/>
-      <w:color w:themeColor="accent1" w:themeShade="B5" w:val="345A8A"/>
+      <w:color w:val="6B3FA0"/>
       <w:sz w:val="36"/>
       <w:szCs w:val="36"/>
     </w:rPr>
   </w:style>
-  <w:style w:styleId="Subtitle" w:type="paragraph">
-    <w:name w:val="Subtitle"/>
-    <w:basedOn w:val="Title"/>
-    <w:next w:val="BodyText"/>
-    <w:qFormat/>
-    <w:pPr>
-      <w:keepNext/>
-      <w:keepLines/>
-      <w:spacing w:after="240" w:before="240"/>
-      <w:jc w:val="center"/>
-    </w:pPr>
-    <w:rPr>
-      <w:sz w:val="30"/>
-      <w:szCs w:val="30"/>
-    </w:rPr>
-  </w:style>
-  <w:style w:customStyle="1" w:styleId="Author" w:type="paragraph">
-    <w:name w:val="Author"/>
-    <w:next w:val="BodyText"/>
-    <w:qFormat/>
-    <w:pPr>
-      <w:keepNext/>
-      <w:keepLines/>
-      <w:jc w:val="center"/>
-    </w:pPr>
-  </w:style>
-  <w:style w:styleId="Date" w:type="paragraph">
-    <w:name w:val="Date"/>
-    <w:next w:val="BodyText"/>
-    <w:qFormat/>
-    <w:pPr>
-      <w:keepNext/>
-      <w:keepLines/>
-      <w:jc w:val="center"/>
-    </w:pPr>
-  </w:style>
-  <w:style w:customStyle="1" w:styleId="AbstractTitle" w:type="paragraph">
-    <w:name w:val="Abstract Title"/>
-    <w:basedOn w:val="Normal"/>
-    <w:next w:val="Abstract"/>
-    <w:qFormat/>
-    <w:pPr>
-      <w:keepNext/>
-      <w:keepLines/>
-      <w:spacing w:after="0" w:before="300"/>
-      <w:jc w:val="center"/>
-    </w:pPr>
-    <w:rPr>
-      <w:b/>
-      <w:color w:val="345A8A"/>
-      <w:sz w:val="20"/>
-      <w:szCs w:val="20"/>
-    </w:rPr>
-  </w:style>
-  <w:style w:customStyle="1" w:styleId="Abstract" w:type="paragraph">
-    <w:name w:val="Abstract"/>
-    <w:basedOn w:val="Normal"/>
-    <w:next w:val="BodyText"/>
-    <w:qFormat/>
-    <w:pPr>
-      <w:keepNext/>
-      <w:keepLines/>
-      <w:spacing w:after="300" w:before="100"/>
-    </w:pPr>
-    <w:rPr>
-      <w:sz w:val="20"/>
-      <w:szCs w:val="20"/>
-    </w:rPr>
-  </w:style>
-  <w:style w:styleId="Bibliography" w:type="paragraph">
-    <w:name w:val="Bibliography"/>
-    <w:basedOn w:val="Normal"/>
-    <w:next w:val="Bibliography"/>
-    <w:qFormat/>
-    <w:pPr/>
-    <w:rPr/>
-  </w:style>
-  <w:style w:styleId="Heading1" w:type="paragraph">
-    <w:name w:val="Heading 1"/>
-    <w:basedOn w:val="Normal"/>
-    <w:next w:val="BodyText"/>
-    <w:uiPriority w:val="9"/>
-    <w:qFormat/>
-    <w:pPr>
-      <w:keepNext/>
-      <w:keepLines/>
-      <w:spacing w:after="0" w:before="480"/>
-      <w:outlineLvl w:val="0"/>
-    </w:pPr>
-    <w:rPr>
-      <w:rFonts w:asciiTheme="majorHAnsi" w:cstheme="majorBidi" w:eastAsiaTheme="majorEastAsia" w:hAnsiTheme="majorHAnsi"/>
-      <w:b/>
-      <w:bCs/>
-      <w:color w:themeColor="accent1" w:val="4F81BD"/>
-      <w:sz w:val="32"/>
-      <w:szCs w:val="32"/>
-    </w:rPr>
-  </w:style>
   <w:style w:styleId="Heading2" w:type="paragraph">
-    <w:name w:val="Heading 2"/>
-    <w:basedOn w:val="Normal"/>
-    <w:next w:val="BodyText"/>
+    <w:name w:val="heading 2"/>
     <w:uiPriority w:val="9"/>
     <w:unhideWhenUsed/>
     <w:qFormat/>
     <w:pPr>
-      <w:keepNext/>
-      <w:keepLines/>
-      <w:spacing w:after="0" w:before="200"/>
+      <w:spacing w:after="100" w:before="320"/>
       <w:outlineLvl w:val="1"/>
     </w:pPr>
     <w:rPr>
-      <w:rFonts w:asciiTheme="majorHAnsi" w:cstheme="majorBidi" w:eastAsiaTheme="majorEastAsia" w:hAnsiTheme="majorHAnsi"/>
       <w:b/>
       <w:bCs/>
-      <w:color w:themeColor="accent1" w:val="4F81BD"/>
-      <w:sz w:val="28"/>
-      <w:szCs w:val="28"/>
+      <w:color w:val="6B3FA0"/>
+      <w:sz w:val="26"/>
+      <w:szCs w:val="26"/>
     </w:rPr>
   </w:style>
   <w:style w:styleId="Heading3" w:type="paragraph">
-    <w:name w:val="Heading 3"/>
-    <w:basedOn w:val="Normal"/>
-    <w:next w:val="BodyText"/>
+    <w:name w:val="heading 3"/>
     <w:uiPriority w:val="9"/>
+    <w:semiHidden/>
     <w:unhideWhenUsed/>
     <w:qFormat/>
     <w:pPr>
-      <w:keepNext/>
-      <w:keepLines/>
-      <w:spacing w:after="0" w:before="200"/>
       <w:outlineLvl w:val="2"/>
     </w:pPr>
     <w:rPr>
-      <w:rFonts w:asciiTheme="majorHAnsi" w:cstheme="majorBidi" w:eastAsiaTheme="majorEastAsia" w:hAnsiTheme="majorHAnsi"/>
-      <w:b/>
-      <w:bCs/>
-      <w:color w:themeColor="accent1" w:val="4F81BD"/>
+      <w:color w:val="1F4D78"/>
       <w:sz w:val="24"/>
       <w:szCs w:val="24"/>
     </w:rPr>
   </w:style>
   <w:style w:styleId="Heading4" w:type="paragraph">
-    <w:name w:val="Heading 4"/>
-    <w:basedOn w:val="Normal"/>
-    <w:next w:val="BodyText"/>
+    <w:name w:val="heading 4"/>
     <w:uiPriority w:val="9"/>
+    <w:semiHidden/>
     <w:unhideWhenUsed/>
     <w:qFormat/>
     <w:pPr>
-      <w:keepNext/>
-      <w:keepLines/>
-      <w:spacing w:after="0" w:before="200"/>
       <w:outlineLvl w:val="3"/>
     </w:pPr>
     <w:rPr>
-      <w:rFonts w:asciiTheme="majorHAnsi" w:cstheme="majorBidi" w:eastAsiaTheme="majorEastAsia" w:hAnsiTheme="majorHAnsi"/>
-      <w:bCs/>
       <w:i/>
-      <w:color w:themeColor="accent1" w:val="4F81BD"/>
-      <w:sz w:val="24"/>
-      <w:szCs w:val="24"/>
+      <w:iCs/>
+      <w:color w:val="2E74B5"/>
     </w:rPr>
   </w:style>
   <w:style w:styleId="Heading5" w:type="paragraph">
-    <w:name w:val="Heading 5"/>
-    <w:basedOn w:val="Normal"/>
-    <w:next w:val="BodyText"/>
+    <w:name w:val="heading 5"/>
     <w:uiPriority w:val="9"/>
+    <w:semiHidden/>
     <w:unhideWhenUsed/>
     <w:qFormat/>
     <w:pPr>
-      <w:keepNext/>
-      <w:keepLines/>
-      <w:spacing w:after="0" w:before="200"/>
       <w:outlineLvl w:val="4"/>
     </w:pPr>
     <w:rPr>
-      <w:rFonts w:asciiTheme="majorHAnsi" w:cstheme="majorBidi" w:eastAsiaTheme="majorEastAsia" w:hAnsiTheme="majorHAnsi"/>
-      <w:iCs/>
-      <w:color w:themeColor="accent1" w:val="4F81BD"/>
-      <w:sz w:val="24"/>
-      <w:szCs w:val="24"/>
+      <w:color w:val="2E74B5"/>
     </w:rPr>
   </w:style>
   <w:style w:styleId="Heading6" w:type="paragraph">
-    <w:name w:val="Heading 6"/>
-    <w:basedOn w:val="Normal"/>
-    <w:next w:val="BodyText"/>
+    <w:name w:val="heading 6"/>
     <w:uiPriority w:val="9"/>
+    <w:semiHidden/>
     <w:unhideWhenUsed/>
     <w:qFormat/>
     <w:pPr>
-      <w:keepNext/>
-      <w:keepLines/>
-      <w:spacing w:after="0" w:before="200"/>
       <w:outlineLvl w:val="5"/>
     </w:pPr>
     <w:rPr>
-      <w:rFonts w:asciiTheme="majorHAnsi" w:cstheme="majorBidi" w:eastAsiaTheme="majorEastAsia" w:hAnsiTheme="majorHAnsi"/>
-      <w:color w:themeColor="accent1" w:val="4F81BD"/>
-      <w:sz w:val="24"/>
-      <w:szCs w:val="24"/>
+      <w:color w:val="1F4D78"/>
     </w:rPr>
-  </w:style>
-  <w:style w:styleId="Heading7" w:type="paragraph">
-    <w:name w:val="Heading 7"/>
-    <w:basedOn w:val="Normal"/>
-    <w:next w:val="BodyText"/>
-    <w:uiPriority w:val="9"/>
-    <w:unhideWhenUsed/>
-    <w:qFormat/>
-    <w:pPr>
-      <w:keepNext/>
-      <w:keepLines/>
-      <w:spacing w:after="0" w:before="200"/>
-      <w:outlineLvl w:val="6"/>
-    </w:pPr>
-    <w:rPr>
-      <w:rFonts w:asciiTheme="majorHAnsi" w:cstheme="majorBidi" w:eastAsiaTheme="majorEastAsia" w:hAnsiTheme="majorHAnsi"/>
-      <w:color w:themeColor="accent1" w:val="4F81BD"/>
-      <w:sz w:val="24"/>
-      <w:szCs w:val="24"/>
-    </w:rPr>
-  </w:style>
-  <w:style w:styleId="Heading8" w:type="paragraph">
-    <w:name w:val="Heading 8"/>
-    <w:basedOn w:val="Normal"/>
-    <w:next w:val="BodyText"/>
-    <w:uiPriority w:val="9"/>
-    <w:unhideWhenUsed/>
-    <w:qFormat/>
-    <w:pPr>
-      <w:keepNext/>
-      <w:keepLines/>
-      <w:spacing w:after="0" w:before="200"/>
-      <w:outlineLvl w:val="7"/>
-    </w:pPr>
-    <w:rPr>
-      <w:rFonts w:asciiTheme="majorHAnsi" w:cstheme="majorBidi" w:eastAsiaTheme="majorEastAsia" w:hAnsiTheme="majorHAnsi"/>
-      <w:color w:themeColor="accent1" w:val="4F81BD"/>
-      <w:sz w:val="24"/>
-      <w:szCs w:val="24"/>
-    </w:rPr>
-  </w:style>
-  <w:style w:styleId="Heading9" w:type="paragraph">
-    <w:name w:val="Heading 9"/>
-    <w:basedOn w:val="Normal"/>
-    <w:next w:val="BodyText"/>
-    <w:uiPriority w:val="9"/>
-    <w:unhideWhenUsed/>
-    <w:qFormat/>
-    <w:pPr>
-      <w:keepNext/>
-      <w:keepLines/>
-      <w:spacing w:after="0" w:before="200"/>
-      <w:outlineLvl w:val="8"/>
-    </w:pPr>
-    <w:rPr>
-      <w:rFonts w:asciiTheme="majorHAnsi" w:cstheme="majorBidi" w:eastAsiaTheme="majorEastAsia" w:hAnsiTheme="majorHAnsi"/>
-      <w:color w:themeColor="accent1" w:val="4F81BD"/>
-      <w:sz w:val="24"/>
-      <w:szCs w:val="24"/>
-    </w:rPr>
-  </w:style>
-  <w:style w:styleId="BlockText" w:type="paragraph">
-    <w:name w:val="Block Text"/>
-    <w:basedOn w:val="BodyText"/>
-    <w:next w:val="BodyText"/>
-    <w:uiPriority w:val="9"/>
-    <w:unhideWhenUsed/>
-    <w:qFormat/>
-    <w:pPr>
-      <w:spacing w:after="100" w:before="100"/>
-      <w:ind w:firstLine="0" w:left="480" w:right="480"/>
-    </w:pPr>
-  </w:style>
-  <w:style w:styleId="FootnoteText" w:type="paragraph">
-    <w:name w:val="Footnote Text"/>
-    <w:basedOn w:val="Normal"/>
-    <w:next w:val="FootnoteText"/>
-    <w:uiPriority w:val="9"/>
-    <w:unhideWhenUsed/>
-    <w:qFormat/>
-  </w:style>
-  <w:style w:styleId="FootnoteBlockText" w:type="paragraph">
-    <w:name w:val="Footnote Block Text"/>
-    <w:basedOn w:val="Footnote Text"/>
-    <w:next w:val="Footnote Text"/>
-    <w:uiPriority w:val="9"/>
-    <w:unhideWhenUsed/>
-    <w:qFormat/>
-    <w:pPr>
-      <w:spacing w:after="100" w:before="100"/>
-      <w:ind w:firstLine="0" w:left="480" w:right="480"/>
-    </w:pPr>
   </w:style>
   <w:style w:default="1" w:styleId="DefaultParagraphFont" w:type="character">
     <w:name w:val="Default Paragraph Font"/>
+    <w:uiPriority w:val="1"/>
     <w:semiHidden/>
     <w:unhideWhenUsed/>
   </w:style>
-  <w:style w:default="1" w:styleId="Table" w:type="table">
-    <w:name w:val="Table"/>
-    <w:basedOn w:val="TableNormal"/>
+  <w:style w:default="1" w:styleId="TableNormal" w:type="table">
+    <w:name w:val="Normal Table"/>
+    <w:uiPriority w:val="99"/>
     <w:semiHidden/>
     <w:unhideWhenUsed/>
-    <w:qFormat/>
     <w:tblPr>
       <w:tblInd w:type="dxa" w:w="0"/>
       <w:tblCellMar>
@@ -5108,120 +5511,146 @@
         <w:right w:type="dxa" w:w="108"/>
       </w:tblCellMar>
     </w:tblPr>
-    <w:tblStylePr w:type="firstRow">
-      <w:tblPr>
-        <w:jc w:val="left"/>
-        <w:tblInd w:type="dxa" w:w="0"/>
-      </w:tblPr>
-      <w:trPr>
-        <w:jc w:val="left"/>
-      </w:trPr>
-      <w:tcPr>
-        <w:tcBorders>
-          <w:bottom w:val="single"/>
-        </w:tcBorders>
-        <w:vAlign w:val="bottom"/>
-      </w:tcPr>
-    </w:tblStylePr>
   </w:style>
-  <w:style w:customStyle="1" w:styleId="DefinitionTerm" w:type="paragraph">
-    <w:name w:val="Definition Term"/>
-    <w:basedOn w:val="Normal"/>
-    <w:next w:val="Definition"/>
-    <w:pPr>
-      <w:keepNext/>
-      <w:keepLines/>
-      <w:spacing w:after="0"/>
-    </w:pPr>
+  <w:style w:default="1" w:styleId="NoList" w:type="numbering">
+    <w:name w:val="No List"/>
+    <w:uiPriority w:val="99"/>
+    <w:semiHidden/>
+    <w:unhideWhenUsed/>
+  </w:style>
+  <w:style w:styleId="Title" w:type="paragraph">
+    <w:name w:val="Title"/>
+    <w:uiPriority w:val="10"/>
+    <w:qFormat/>
+    <w:rPr>
+      <w:sz w:val="56"/>
+      <w:szCs w:val="56"/>
+    </w:rPr>
+  </w:style>
+  <w:style w:customStyle="1" w:styleId="Strong1" w:type="paragraph">
+    <w:name w:val="Strong1"/>
+    <w:qFormat/>
     <w:rPr>
       <w:b/>
+      <w:bCs/>
     </w:rPr>
   </w:style>
-  <w:style w:customStyle="1" w:styleId="Definition" w:type="paragraph">
-    <w:name w:val="Definition"/>
-    <w:basedOn w:val="Normal"/>
+  <w:style w:styleId="ListParagraph" w:type="paragraph">
+    <w:name w:val="List Paragraph"/>
+    <w:qFormat/>
   </w:style>
-  <w:style w:styleId="Caption" w:type="paragraph">
-    <w:name w:val="Caption"/>
-    <w:basedOn w:val="Normal"/>
-    <w:link w:val="BodyTextChar"/>
-    <w:pPr>
-      <w:spacing w:after="120" w:before="0"/>
-    </w:pPr>
+  <w:style w:styleId="Hyperlink" w:type="character">
+    <w:name w:val="Hyperlink"/>
+    <w:uiPriority w:val="99"/>
+    <w:unhideWhenUsed/>
     <w:rPr>
-      <w:i/>
+      <w:color w:val="0563C1"/>
+      <w:u w:val="single"/>
     </w:rPr>
   </w:style>
-  <w:style w:customStyle="1" w:styleId="TableCaption" w:type="paragraph">
-    <w:name w:val="Table Caption"/>
-    <w:basedOn w:val="Caption"/>
-    <w:pPr>
-      <w:keepNext/>
-    </w:pPr>
-  </w:style>
-  <w:style w:customStyle="1" w:styleId="ImageCaption" w:type="paragraph">
-    <w:name w:val="Image Caption"/>
-    <w:basedOn w:val="Caption"/>
-  </w:style>
-  <w:style w:customStyle="1" w:styleId="Figure" w:type="paragraph">
-    <w:name w:val="Figure"/>
-    <w:basedOn w:val="Normal"/>
-  </w:style>
-  <w:style w:customStyle="1" w:styleId="CaptionedFigure" w:type="paragraph">
-    <w:name w:val="Captioned Figure"/>
-    <w:basedOn w:val="Figure"/>
-    <w:pPr>
-      <w:keepNext/>
-    </w:pPr>
-  </w:style>
-  <w:style w:customStyle="1" w:styleId="BodyTextChar" w:type="character">
-    <w:name w:val="Body Text Char"/>
-    <w:basedOn w:val="DefaultParagraphFont"/>
-    <w:link w:val="BodyText"/>
-  </w:style>
-  <w:style w:customStyle="1" w:styleId="VerbatimChar" w:type="character">
-    <w:name w:val="Verbatim Char"/>
-    <w:basedOn w:val="BodyTextChar"/>
-    <w:rPr>
-      <w:rFonts w:ascii="Consolas" w:hAnsi="Consolas"/>
-      <w:sz w:val="22"/>
-    </w:rPr>
-  </w:style>
-  <w:style w:customStyle="1" w:styleId="SectionNumber" w:type="character">
-    <w:name w:val="Section Number"/>
-    <w:basedOn w:val="BodyTextChar"/>
-  </w:style>
   <w:style w:styleId="FootnoteReference" w:type="character">
-    <w:name w:val="Footnote Reference"/>
-    <w:basedOn w:val="BodyTextChar"/>
+    <w:name w:val="footnote reference"/>
+    <w:uiPriority w:val="99"/>
+    <w:semiHidden/>
+    <w:unhideWhenUsed/>
     <w:rPr>
       <w:vertAlign w:val="superscript"/>
     </w:rPr>
   </w:style>
-  <w:style w:styleId="Hyperlink" w:type="character">
-    <w:name w:val="Hyperlink"/>
-    <w:basedOn w:val="BodyTextChar"/>
+  <w:style w:styleId="FootnoteText" w:type="paragraph">
+    <w:name w:val="footnote text"/>
+    <w:link w:val="FootnoteTextChar"/>
+    <w:uiPriority w:val="99"/>
+    <w:semiHidden/>
+    <w:unhideWhenUsed/>
     <w:rPr>
-      <w:color w:themeColor="accent1" w:val="4F81BD"/>
+      <w:sz w:val="20"/>
+      <w:szCs w:val="20"/>
     </w:rPr>
   </w:style>
-  <w:style w:styleId="TOCHeading" w:type="paragraph">
-    <w:name w:val="TOC Heading"/>
-    <w:basedOn w:val="Heading1"/>
-    <w:next w:val="BodyText"/>
-    <w:uiPriority w:val="39"/>
+  <w:style w:customStyle="1" w:styleId="FootnoteTextChar" w:type="character">
+    <w:name w:val="Footnote Text Char"/>
+    <w:link w:val="FootnoteText"/>
+    <w:uiPriority w:val="99"/>
+    <w:semiHidden/>
     <w:unhideWhenUsed/>
-    <w:qFormat/>
+    <w:rPr>
+      <w:sz w:val="20"/>
+      <w:szCs w:val="20"/>
+    </w:rPr>
+  </w:style>
+  <w:style w:styleId="EndnoteReference" w:type="character">
+    <w:name w:val="endnote reference"/>
+    <w:uiPriority w:val="99"/>
+    <w:semiHidden/>
+    <w:unhideWhenUsed/>
+    <w:rPr>
+      <w:vertAlign w:val="superscript"/>
+    </w:rPr>
+  </w:style>
+  <w:style w:styleId="EndnoteText" w:type="paragraph">
+    <w:name w:val="endnote text"/>
+    <w:link w:val="EndnoteTextChar"/>
+    <w:uiPriority w:val="99"/>
+    <w:semiHidden/>
+    <w:unhideWhenUsed/>
+    <w:rPr>
+      <w:sz w:val="20"/>
+      <w:szCs w:val="20"/>
+    </w:rPr>
+  </w:style>
+  <w:style w:customStyle="1" w:styleId="EndnoteTextChar" w:type="character">
+    <w:name w:val="Endnote Text Char"/>
+    <w:link w:val="EndnoteText"/>
+    <w:uiPriority w:val="99"/>
+    <w:semiHidden/>
+    <w:unhideWhenUsed/>
+    <w:rPr>
+      <w:sz w:val="20"/>
+      <w:szCs w:val="20"/>
+    </w:rPr>
+  </w:style>
+  <w:style w:styleId="Header" w:type="paragraph">
+    <w:name w:val="header"/>
+    <w:basedOn w:val="Normal"/>
+    <w:link w:val="HeaderChar"/>
+    <w:uiPriority w:val="99"/>
+    <w:unhideWhenUsed/>
+    <w:rsid w:val="000414FC"/>
     <w:pPr>
-      <w:spacing w:before="240" w:line="259" w:lineRule="auto"/>
-      <w:outlineLvl w:val="9"/>
+      <w:tabs>
+        <w:tab w:pos="4680" w:val="center"/>
+        <w:tab w:pos="9360" w:val="right"/>
+      </w:tabs>
     </w:pPr>
-    <w:rPr>
-      <w:rFonts w:asciiTheme="majorHAnsi" w:cstheme="majorBidi" w:eastAsiaTheme="majorEastAsia" w:hAnsiTheme="majorHAnsi"/>
-      <w:b w:val="0"/>
-      <w:bCs w:val="0"/>
-      <w:color w:themeColor="accent1" w:themeShade="BF" w:val="365F91"/>
-    </w:rPr>
+  </w:style>
+  <w:style w:customStyle="1" w:styleId="HeaderChar" w:type="character">
+    <w:name w:val="Header Char"/>
+    <w:basedOn w:val="DefaultParagraphFont"/>
+    <w:link w:val="Header"/>
+    <w:uiPriority w:val="99"/>
+    <w:rsid w:val="000414FC"/>
+  </w:style>
+  <w:style w:styleId="Footer" w:type="paragraph">
+    <w:name w:val="footer"/>
+    <w:basedOn w:val="Normal"/>
+    <w:link w:val="FooterChar"/>
+    <w:uiPriority w:val="99"/>
+    <w:unhideWhenUsed/>
+    <w:rsid w:val="000414FC"/>
+    <w:pPr>
+      <w:tabs>
+        <w:tab w:pos="4680" w:val="center"/>
+        <w:tab w:pos="9360" w:val="right"/>
+      </w:tabs>
+    </w:pPr>
+  </w:style>
+  <w:style w:customStyle="1" w:styleId="FooterChar" w:type="character">
+    <w:name w:val="Footer Char"/>
+    <w:basedOn w:val="DefaultParagraphFont"/>
+    <w:link w:val="Footer"/>
+    <w:uiPriority w:val="99"/>
+    <w:rsid w:val="000414FC"/>
   </w:style>
   <w:style w:type="paragraph" w:customStyle="1" w:styleId="SourceCode">
     <w:name w:val="Source Code"/>
@@ -5471,44 +5900,44 @@
         <a:sysClr val="window" lastClr="FFFFFF"/>
       </a:lt1>
       <a:dk2>
-        <a:srgbClr val="1F497D"/>
+        <a:srgbClr val="0E2841"/>
       </a:dk2>
       <a:lt2>
-        <a:srgbClr val="EEECE1"/>
+        <a:srgbClr val="E8E8E8"/>
       </a:lt2>
       <a:accent1>
-        <a:srgbClr val="4F81BD"/>
+        <a:srgbClr val="156082"/>
       </a:accent1>
       <a:accent2>
-        <a:srgbClr val="C0504D"/>
+        <a:srgbClr val="E97132"/>
       </a:accent2>
       <a:accent3>
-        <a:srgbClr val="9BBB59"/>
+        <a:srgbClr val="196B24"/>
       </a:accent3>
       <a:accent4>
-        <a:srgbClr val="8064A2"/>
+        <a:srgbClr val="0F9ED5"/>
       </a:accent4>
       <a:accent5>
-        <a:srgbClr val="4BACC6"/>
+        <a:srgbClr val="A02B93"/>
       </a:accent5>
       <a:accent6>
-        <a:srgbClr val="F79646"/>
+        <a:srgbClr val="4EA72E"/>
       </a:accent6>
       <a:hlink>
-        <a:srgbClr val="0000FF"/>
+        <a:srgbClr val="467886"/>
       </a:hlink>
       <a:folHlink>
-        <a:srgbClr val="800080"/>
+        <a:srgbClr val="96607D"/>
       </a:folHlink>
     </a:clrScheme>
     <a:fontScheme name="Office">
       <a:majorFont>
-        <a:latin typeface="Calibri"/>
+        <a:latin typeface="Aptos Display" panose="02110004020202020204"/>
         <a:ea typeface=""/>
         <a:cs typeface=""/>
-        <a:font script="Jpan" typeface="ＭＳ ゴシック"/>
+        <a:font script="Jpan" typeface="游ゴシック Light"/>
         <a:font script="Hang" typeface="맑은 고딕"/>
-        <a:font script="Hans" typeface="宋体"/>
+        <a:font script="Hans" typeface="等线 Light"/>
         <a:font script="Hant" typeface="新細明體"/>
         <a:font script="Arab" typeface="Times New Roman"/>
         <a:font script="Hebr" typeface="Times New Roman"/>
@@ -5535,14 +5964,32 @@
         <a:font script="Mong" typeface="Mongolian Baiti"/>
         <a:font script="Viet" typeface="Times New Roman"/>
         <a:font script="Uigh" typeface="Microsoft Uighur"/>
+        <a:font script="Geor" typeface="Sylfaen"/>
+        <a:font script="Armn" typeface="Arial"/>
+        <a:font script="Bugi" typeface="Leelawadee UI"/>
+        <a:font script="Bopo" typeface="Microsoft JhengHei"/>
+        <a:font script="Java" typeface="Javanese Text"/>
+        <a:font script="Lisu" typeface="Segoe UI"/>
+        <a:font script="Mymr" typeface="Myanmar Text"/>
+        <a:font script="Nkoo" typeface="Ebrima"/>
+        <a:font script="Olck" typeface="Nirmala UI"/>
+        <a:font script="Osma" typeface="Ebrima"/>
+        <a:font script="Phag" typeface="Phagspa"/>
+        <a:font script="Syrn" typeface="Estrangelo Edessa"/>
+        <a:font script="Syrj" typeface="Estrangelo Edessa"/>
+        <a:font script="Syre" typeface="Estrangelo Edessa"/>
+        <a:font script="Sora" typeface="Nirmala UI"/>
+        <a:font script="Tale" typeface="Microsoft Tai Le"/>
+        <a:font script="Talu" typeface="Microsoft New Tai Lue"/>
+        <a:font script="Tfng" typeface="Ebrima"/>
       </a:majorFont>
       <a:minorFont>
-        <a:latin typeface="Cambria"/>
+        <a:latin typeface="Aptos" panose="02110004020202020204"/>
         <a:ea typeface=""/>
         <a:cs typeface=""/>
-        <a:font script="Jpan" typeface="ＭＳ 明朝"/>
+        <a:font script="Jpan" typeface="游明朝"/>
         <a:font script="Hang" typeface="맑은 고딕"/>
-        <a:font script="Hans" typeface="宋体"/>
+        <a:font script="Hans" typeface="等线"/>
         <a:font script="Hant" typeface="新細明體"/>
         <a:font script="Arab" typeface="Arial"/>
         <a:font script="Hebr" typeface="Arial"/>
@@ -5569,6 +6016,24 @@
         <a:font script="Mong" typeface="Mongolian Baiti"/>
         <a:font script="Viet" typeface="Arial"/>
         <a:font script="Uigh" typeface="Microsoft Uighur"/>
+        <a:font script="Geor" typeface="Sylfaen"/>
+        <a:font script="Armn" typeface="Arial"/>
+        <a:font script="Bugi" typeface="Leelawadee UI"/>
+        <a:font script="Bopo" typeface="Microsoft JhengHei"/>
+        <a:font script="Java" typeface="Javanese Text"/>
+        <a:font script="Lisu" typeface="Segoe UI"/>
+        <a:font script="Mymr" typeface="Myanmar Text"/>
+        <a:font script="Nkoo" typeface="Ebrima"/>
+        <a:font script="Olck" typeface="Nirmala UI"/>
+        <a:font script="Osma" typeface="Ebrima"/>
+        <a:font script="Phag" typeface="Phagspa"/>
+        <a:font script="Syrn" typeface="Estrangelo Edessa"/>
+        <a:font script="Syrj" typeface="Estrangelo Edessa"/>
+        <a:font script="Syre" typeface="Estrangelo Edessa"/>
+        <a:font script="Sora" typeface="Nirmala UI"/>
+        <a:font script="Tale" typeface="Microsoft Tai Le"/>
+        <a:font script="Talu" typeface="Microsoft New Tai Lue"/>
+        <a:font script="Tfng" typeface="Ebrima"/>
       </a:minorFont>
     </a:fontScheme>
     <a:fmtScheme name="Office">
@@ -5580,180 +6045,136 @@
           <a:gsLst>
             <a:gs pos="0">
               <a:schemeClr val="phClr">
-                <a:tint val="50000"/>
-                <a:satMod val="300000"/>
+                <a:lumMod val="110000"/>
+                <a:satMod val="105000"/>
+                <a:tint val="67000"/>
               </a:schemeClr>
             </a:gs>
-            <a:gs pos="35000">
+            <a:gs pos="50000">
               <a:schemeClr val="phClr">
-                <a:tint val="37000"/>
-                <a:satMod val="300000"/>
+                <a:lumMod val="105000"/>
+                <a:satMod val="103000"/>
+                <a:tint val="73000"/>
               </a:schemeClr>
             </a:gs>
             <a:gs pos="100000">
               <a:schemeClr val="phClr">
-                <a:tint val="15000"/>
-                <a:satMod val="350000"/>
+                <a:lumMod val="105000"/>
+                <a:satMod val="109000"/>
+                <a:tint val="81000"/>
               </a:schemeClr>
             </a:gs>
           </a:gsLst>
-          <a:lin ang="16200000" scaled="1"/>
+          <a:lin ang="5400000" scaled="0"/>
         </a:gradFill>
         <a:gradFill rotWithShape="1">
           <a:gsLst>
             <a:gs pos="0">
               <a:schemeClr val="phClr">
-                <a:tint val="100000"/>
+                <a:satMod val="103000"/>
+                <a:lumMod val="102000"/>
+                <a:tint val="94000"/>
+              </a:schemeClr>
+            </a:gs>
+            <a:gs pos="50000">
+              <a:schemeClr val="phClr">
+                <a:satMod val="110000"/>
+                <a:lumMod val="100000"/>
                 <a:shade val="100000"/>
-                <a:satMod val="130000"/>
               </a:schemeClr>
             </a:gs>
             <a:gs pos="100000">
               <a:schemeClr val="phClr">
-                <a:tint val="50000"/>
-                <a:shade val="100000"/>
-                <a:satMod val="350000"/>
+                <a:lumMod val="99000"/>
+                <a:satMod val="120000"/>
+                <a:shade val="78000"/>
               </a:schemeClr>
             </a:gs>
           </a:gsLst>
-          <a:lin ang="16200000" scaled="0"/>
+          <a:lin ang="5400000" scaled="0"/>
         </a:gradFill>
       </a:fillStyleLst>
       <a:lnStyleLst>
-        <a:ln w="9525" cap="flat" cmpd="sng" algn="ctr">
+        <a:ln w="12700" cap="flat" cmpd="sng" algn="ctr">
           <a:solidFill>
-            <a:schemeClr val="phClr">
-              <a:shade val="95000"/>
-              <a:satMod val="105000"/>
-            </a:schemeClr>
+            <a:schemeClr val="phClr"/>
           </a:solidFill>
           <a:prstDash val="solid"/>
+          <a:miter lim="800000"/>
+        </a:ln>
+        <a:ln w="19050" cap="flat" cmpd="sng" algn="ctr">
+          <a:solidFill>
+            <a:schemeClr val="phClr"/>
+          </a:solidFill>
+          <a:prstDash val="solid"/>
+          <a:miter lim="800000"/>
         </a:ln>
         <a:ln w="25400" cap="flat" cmpd="sng" algn="ctr">
           <a:solidFill>
             <a:schemeClr val="phClr"/>
           </a:solidFill>
           <a:prstDash val="solid"/>
-        </a:ln>
-        <a:ln w="38100" cap="flat" cmpd="sng" algn="ctr">
-          <a:solidFill>
-            <a:schemeClr val="phClr"/>
-          </a:solidFill>
-          <a:prstDash val="solid"/>
+          <a:miter lim="800000"/>
         </a:ln>
       </a:lnStyleLst>
       <a:effectStyleLst>
         <a:effectStyle>
+          <a:effectLst/>
+        </a:effectStyle>
+        <a:effectStyle>
+          <a:effectLst/>
+        </a:effectStyle>
+        <a:effectStyle>
           <a:effectLst>
-            <a:outerShdw blurRad="40000" dist="20000" dir="5400000" rotWithShape="0">
+            <a:outerShdw blurRad="57150" dist="19050" dir="5400000" algn="ctr" rotWithShape="0">
               <a:srgbClr val="000000">
-                <a:alpha val="38000"/>
+                <a:alpha val="63000"/>
               </a:srgbClr>
             </a:outerShdw>
           </a:effectLst>
-        </a:effectStyle>
-        <a:effectStyle>
-          <a:effectLst>
-            <a:outerShdw blurRad="40000" dist="23000" dir="5400000" rotWithShape="0">
-              <a:srgbClr val="000000">
-                <a:alpha val="35000"/>
-              </a:srgbClr>
-            </a:outerShdw>
-          </a:effectLst>
-        </a:effectStyle>
-        <a:effectStyle>
-          <a:effectLst>
-            <a:outerShdw blurRad="40000" dist="23000" dir="5400000" rotWithShape="0">
-              <a:srgbClr val="000000">
-                <a:alpha val="35000"/>
-              </a:srgbClr>
-            </a:outerShdw>
-          </a:effectLst>
-          <a:scene3d>
-            <a:camera prst="orthographicFront">
-              <a:rot lat="0" lon="0" rev="0"/>
-            </a:camera>
-            <a:lightRig rig="threePt" dir="t">
-              <a:rot lat="0" lon="0" rev="1200000"/>
-            </a:lightRig>
-          </a:scene3d>
-          <a:sp3d>
-            <a:bevelT w="63500" h="25400"/>
-          </a:sp3d>
         </a:effectStyle>
       </a:effectStyleLst>
       <a:bgFillStyleLst>
         <a:solidFill>
           <a:schemeClr val="phClr"/>
         </a:solidFill>
+        <a:solidFill>
+          <a:schemeClr val="phClr">
+            <a:tint val="95000"/>
+            <a:satMod val="170000"/>
+          </a:schemeClr>
+        </a:solidFill>
         <a:gradFill rotWithShape="1">
           <a:gsLst>
             <a:gs pos="0">
               <a:schemeClr val="phClr">
-                <a:tint val="40000"/>
-                <a:satMod val="350000"/>
+                <a:tint val="93000"/>
+                <a:satMod val="150000"/>
+                <a:shade val="98000"/>
+                <a:lumMod val="102000"/>
               </a:schemeClr>
             </a:gs>
-            <a:gs pos="40000">
+            <a:gs pos="50000">
               <a:schemeClr val="phClr">
-                <a:tint val="45000"/>
-                <a:shade val="99000"/>
-                <a:satMod val="350000"/>
+                <a:tint val="98000"/>
+                <a:satMod val="130000"/>
+                <a:shade val="90000"/>
+                <a:lumMod val="103000"/>
               </a:schemeClr>
             </a:gs>
             <a:gs pos="100000">
               <a:schemeClr val="phClr">
-                <a:shade val="20000"/>
-                <a:satMod val="255000"/>
+                <a:shade val="63000"/>
+                <a:satMod val="120000"/>
               </a:schemeClr>
             </a:gs>
           </a:gsLst>
-          <a:path path="circle">
-            <a:fillToRect l="50000" t="-80000" r="50000" b="180000"/>
-          </a:path>
-        </a:gradFill>
-        <a:gradFill rotWithShape="1">
-          <a:gsLst>
-            <a:gs pos="0">
-              <a:schemeClr val="phClr">
-                <a:tint val="80000"/>
-                <a:satMod val="300000"/>
-              </a:schemeClr>
-            </a:gs>
-            <a:gs pos="100000">
-              <a:schemeClr val="phClr">
-                <a:shade val="30000"/>
-                <a:satMod val="200000"/>
-              </a:schemeClr>
-            </a:gs>
-          </a:gsLst>
-          <a:path path="circle">
-            <a:fillToRect l="50000" t="50000" r="50000" b="50000"/>
-          </a:path>
+          <a:lin ang="5400000" scaled="0"/>
         </a:gradFill>
       </a:bgFillStyleLst>
     </a:fmtScheme>
   </a:themeElements>
   <a:objectDefaults>
-    <a:spDef>
-      <a:spPr/>
-      <a:bodyPr/>
-      <a:lstStyle/>
-      <a:style>
-        <a:lnRef idx="1">
-          <a:schemeClr val="accent1"/>
-        </a:lnRef>
-        <a:fillRef idx="3">
-          <a:schemeClr val="accent1"/>
-        </a:fillRef>
-        <a:effectRef idx="2">
-          <a:schemeClr val="accent1"/>
-        </a:effectRef>
-        <a:fontRef idx="minor">
-          <a:schemeClr val="lt1"/>
-        </a:fontRef>
-      </a:style>
-    </a:spDef>
     <a:lnDef>
       <a:spPr/>
       <a:bodyPr/>
@@ -5775,5 +6196,10 @@
     </a:lnDef>
   </a:objectDefaults>
   <a:extraClrSchemeLst/>
+  <a:extLst>
+    <a:ext uri="{05A4C25C-085E-4340-85A3-A5531E510DB2}">
+      <thm15:themeFamily xmlns:thm15="http://schemas.microsoft.com/office/thememl/2012/main" name="Office Theme" id="{2E142A2C-CD16-42D6-873A-C26D2A0506FA}" vid="{1BDDFF52-6CD6-40A5-AB3C-68EB2F1E4D0A}"/>
+    </a:ext>
+  </a:extLst>
 </a:theme>
 </file>
--- a/docs/future-pathways-white-paper-2026-v1.1.docx
+++ b/docs/future-pathways-white-paper-2026-v1.1.docx
@@ -3251,19 +3251,49 @@
         <w:t xml:space="preserve"> </w:t>
       </w:r>
       <w:r>
-        <w:t xml:space="preserve">strategic priorities. During the assessment, students are invited to express which sectors</w:t>
-      </w:r>
-      <w:r>
-        <w:t xml:space="preserve"> </w:t>
-      </w:r>
-      <w:r>
-        <w:t xml:space="preserve">of national importance resonate with them. These choices are mapped to the platform's</w:t>
-      </w:r>
-      <w:r>
-        <w:t xml:space="preserve"> </w:t>
-      </w:r>
-      <w:r>
-        <w:t xml:space="preserve">Country Vision Alignment scoring dimension.</w:t>
+        <w:t xml:space="preserve">strategic priorities. During the assessment, students select their country of education —</w:t>
+      </w:r>
+      <w:r>
+        <w:t xml:space="preserve"> </w:t>
+      </w:r>
+      <w:r>
+        <w:t xml:space="preserve">for UAE students, this activates the platform's Country Vision Alignment scoring</w:t>
+      </w:r>
+      <w:r>
+        <w:t xml:space="preserve"> </w:t>
+      </w:r>
+      <w:r>
+        <w:t xml:space="preserve">dimension. The platform automatically cross-references every career in the catalogue</w:t>
+      </w:r>
+      <w:r>
+        <w:t xml:space="preserve"> </w:t>
+      </w:r>
+      <w:r>
+        <w:t xml:space="preserve">against the UAE's officially published priority development sectors, weighting</w:t>
+      </w:r>
+      <w:r>
+        <w:t xml:space="preserve"> </w:t>
+      </w:r>
+      <w:r>
+        <w:t xml:space="preserve">recommendations towards careers that directly support the nation's economic</w:t>
+      </w:r>
+      <w:r>
+        <w:t xml:space="preserve"> </w:t>
+      </w:r>
+      <w:r>
+        <w:t xml:space="preserve">transformation agenda. This alignment is structural and consistent: it is applied</w:t>
+      </w:r>
+      <w:r>
+        <w:t xml:space="preserve"> </w:t>
+      </w:r>
+      <w:r>
+        <w:t xml:space="preserve">automatically at the point of career matching, without requiring students to manually</w:t>
+      </w:r>
+      <w:r>
+        <w:t xml:space="preserve"> </w:t>
+      </w:r>
+      <w:r>
+        <w:t xml:space="preserve">rate or rank individual sectors.</w:t>
       </w:r>
     </w:p>
     <w:p>
